--- a/doc/raport_KeyboardHero_master.docx
+++ b/doc/raport_KeyboardHero_master.docx
@@ -472,6 +472,9 @@
       <w:pPr>
         <w:pStyle w:val="Textbody"/>
         <w:jc w:val="left"/>
+        <w:rPr>
+          <w:rFonts w:hint="eastAsia"/>
+        </w:rPr>
       </w:pPr>
       <w:r>
         <w:br/>
@@ -514,6 +517,7 @@
       <w:pPr>
         <w:pStyle w:val="Textbody"/>
         <w:rPr>
+          <w:rFonts w:hint="eastAsia"/>
           <w:i/>
           <w:iCs/>
           <w:sz w:val="20"/>
@@ -576,17 +580,37 @@
       <w:pPr>
         <w:pStyle w:val="Textbody"/>
         <w:rPr>
-          <w:rFonts w:hint="eastAsia"/>
-        </w:rPr>
-      </w:pPr>
-      <w:r>
-        <w:rPr>
           <w:i/>
           <w:iCs/>
           <w:sz w:val="20"/>
           <w:szCs w:val="20"/>
         </w:rPr>
+      </w:pPr>
+      <w:r>
+        <w:rPr>
+          <w:i/>
+          <w:iCs/>
+          <w:sz w:val="20"/>
+          <w:szCs w:val="20"/>
+        </w:rPr>
         <w:t>Uproszczony schemat blokowy działania implementowanego algorytmu. Co się dzieje po starcie, jak wygląda przebieg działania, kiedy i pod jakimi warunkami się kończy.</w:t>
+      </w:r>
+    </w:p>
+    <w:p>
+      <w:pPr>
+        <w:pStyle w:val="Textbody"/>
+        <w:rPr>
+          <w:rFonts w:hint="eastAsia"/>
+        </w:rPr>
+      </w:pPr>
+      <w:r>
+        <w:rPr>
+          <w:i/>
+          <w:iCs/>
+          <w:sz w:val="20"/>
+          <w:szCs w:val="20"/>
+        </w:rPr>
+        <w:t>//todo</w:t>
       </w:r>
     </w:p>
     <w:p>
@@ -1574,9 +1598,6 @@
     <w:p>
       <w:pPr>
         <w:pStyle w:val="Nagwek1"/>
-        <w:rPr>
-          <w:rFonts w:hint="eastAsia"/>
-        </w:rPr>
       </w:pPr>
       <w:bookmarkStart w:id="5" w:name="__RefHeading___Toc383_832888478"/>
       <w:r>
@@ -1586,81 +1607,32 @@
     </w:p>
     <w:p>
       <w:pPr>
+        <w:pStyle w:val="Nagwek2"/>
+        <w:rPr>
+          <w:rFonts w:hint="eastAsia"/>
+        </w:rPr>
+      </w:pPr>
+      <w:bookmarkStart w:id="6" w:name="__RefHeading___Toc385_832888478"/>
+      <w:r>
+        <w:t>Moduł: top</w:t>
+      </w:r>
+      <w:bookmarkEnd w:id="6"/>
+      <w:r>
+        <w:t>_master</w:t>
+      </w:r>
+    </w:p>
+    <w:p>
+      <w:pPr>
         <w:pStyle w:val="Textbody"/>
         <w:rPr>
           <w:rFonts w:hint="eastAsia"/>
-          <w:color w:val="CC0000"/>
-        </w:rPr>
-      </w:pPr>
-      <w:r>
-        <w:rPr>
-          <w:color w:val="CC0000"/>
-        </w:rPr>
-        <w:t>Uwaga: dobrze zrobiony projekt zawiera tylko moduły strukturalne (zbudowane z innych modułów) i funkcjonalne (zawierające bloki proceduralne always @). Staramy się nie generować bloków mieszających te dwa typy, o ile to możliwe</w:t>
-      </w:r>
-      <w:r>
-        <w:rPr>
-          <w:color w:val="CC0000"/>
-        </w:rPr>
-        <w:t xml:space="preserve"> (głównym kryterium powinna być czytelność kodu)</w:t>
-      </w:r>
-      <w:r>
-        <w:rPr>
-          <w:color w:val="CC0000"/>
-        </w:rPr>
-        <w:t>.</w:t>
-      </w:r>
-    </w:p>
-    <w:p>
-      <w:pPr>
-        <w:pStyle w:val="Textbody"/>
-        <w:rPr>
-          <w:rFonts w:hint="eastAsia"/>
-        </w:rPr>
-      </w:pPr>
-      <w:r>
-        <w:rPr>
-          <w:color w:val="CC0000"/>
-        </w:rPr>
-        <w:t xml:space="preserve">Uwaga: opisujemy architekturę </w:t>
-      </w:r>
-      <w:r>
-        <w:rPr>
-          <w:b/>
-          <w:bCs/>
-          <w:color w:val="CC0000"/>
-        </w:rPr>
-        <w:t>tylko głównego modułu oraz rozprowadzenie sygnału zegara</w:t>
-      </w:r>
-      <w:r>
-        <w:rPr>
-          <w:color w:val="CC0000"/>
-        </w:rPr>
-        <w:t>.</w:t>
-      </w:r>
-    </w:p>
-    <w:p>
-      <w:pPr>
-        <w:pStyle w:val="Nagwek2"/>
-        <w:rPr>
-          <w:rFonts w:hint="eastAsia"/>
-        </w:rPr>
-      </w:pPr>
-      <w:bookmarkStart w:id="6" w:name="__RefHeading___Toc385_832888478"/>
-      <w:r>
-        <w:t>Moduł: top</w:t>
-      </w:r>
-      <w:bookmarkEnd w:id="6"/>
-    </w:p>
-    <w:p>
-      <w:pPr>
-        <w:pStyle w:val="Textbody"/>
-        <w:rPr>
-          <w:rFonts w:hint="eastAsia"/>
-        </w:rPr>
-      </w:pPr>
-      <w:r>
-        <w:t>Osoba odpowiedzialna: JK</w:t>
+        </w:rPr>
+      </w:pPr>
+      <w:r>
+        <w:t xml:space="preserve">Osoba odpowiedzialna: </w:t>
+      </w:r>
+      <w:r>
+        <w:t>MW</w:t>
       </w:r>
     </w:p>
     <w:p>
@@ -1675,21 +1647,6 @@
         <w:t>Schemat blokowy</w:t>
       </w:r>
       <w:bookmarkEnd w:id="7"/>
-    </w:p>
-    <w:p>
-      <w:pPr>
-        <w:pStyle w:val="Textbody"/>
-        <w:rPr>
-          <w:rFonts w:hint="eastAsia"/>
-          <w:color w:val="3333FF"/>
-        </w:rPr>
-      </w:pPr>
-      <w:r>
-        <w:rPr>
-          <w:color w:val="3333FF"/>
-        </w:rPr>
-        <w:t>Uwaga: Schemat blokowy to nie jest schemat z Vivado! Nie zawiera on sygnałów, tylko interfejsy. Interfejs oznacza tutaj grupę sygnałów. Schemat blokowy pokazuje moduły składowe, oraz łączące je interfejsy.</w:t>
-      </w:r>
     </w:p>
     <w:p>
       <w:pPr>
@@ -1721,7 +1678,6 @@
           <w:sz w:val="20"/>
           <w:szCs w:val="20"/>
         </w:rPr>
-        <w:lastRenderedPageBreak/>
         <w:drawing>
           <wp:inline distT="0" distB="0" distL="0" distR="0" wp14:anchorId="1234476A" wp14:editId="2E5FCEF7">
             <wp:extent cx="6120130" cy="2596515"/>
@@ -1774,6 +1730,7 @@
       </w:pPr>
       <w:bookmarkStart w:id="8" w:name="__RefHeading___Toc389_832888478"/>
       <w:r>
+        <w:lastRenderedPageBreak/>
         <w:t>Porty</w:t>
       </w:r>
       <w:bookmarkEnd w:id="8"/>
@@ -1785,11 +1742,9 @@
           <w:rFonts w:hint="eastAsia"/>
         </w:rPr>
       </w:pPr>
-      <w:bookmarkStart w:id="9" w:name="__RefHeading___Toc391_832888478"/>
-      <w:r>
-        <w:t>mou – mouse_ctl, input</w:t>
-      </w:r>
-      <w:bookmarkEnd w:id="9"/>
+      <w:r>
+        <w:t>ps2 – keyboard interface (inout)</w:t>
+      </w:r>
     </w:p>
     <w:tbl>
       <w:tblPr>
@@ -1895,7 +1850,7 @@
               <w:jc w:val="center"/>
             </w:pPr>
             <w:r>
-              <w:t>mou_si</w:t>
+              <w:t>PS2_clk</w:t>
             </w:r>
           </w:p>
         </w:tc>
@@ -1919,7 +1874,7 @@
               <w:pStyle w:val="TableContents"/>
             </w:pPr>
             <w:r>
-              <w:t>szeregowe wejście danych</w:t>
+              <w:t>Linia zegarowa magistrali PS/2 (dwukierunkowa)</w:t>
             </w:r>
           </w:p>
         </w:tc>
@@ -1944,6 +1899,9 @@
               <w:pStyle w:val="TableContents"/>
               <w:jc w:val="center"/>
             </w:pPr>
+            <w:r>
+              <w:t>PS2_data</w:t>
+            </w:r>
           </w:p>
         </w:tc>
         <w:tc>
@@ -1965,6 +1923,9 @@
             <w:pPr>
               <w:pStyle w:val="TableContents"/>
             </w:pPr>
+            <w:r>
+              <w:t>Linia danych magistrali PS/2 (dwukierunkowa)</w:t>
+            </w:r>
           </w:p>
         </w:tc>
       </w:tr>
@@ -1974,13 +1935,478 @@
         <w:pStyle w:val="Nagwek4"/>
         <w:rPr>
           <w:rFonts w:hint="eastAsia"/>
-        </w:rPr>
-      </w:pPr>
-      <w:bookmarkStart w:id="10" w:name="__RefHeading___Toc393_832888478"/>
-      <w:r>
-        <w:t>vga – vga_ctl, output</w:t>
+          <w:lang w:val="en-GB"/>
+        </w:rPr>
+      </w:pPr>
+      <w:r>
+        <w:rPr>
+          <w:lang w:val="en-GB"/>
+        </w:rPr>
+        <w:t>led, uart – status, communication (output)</w:t>
+      </w:r>
+    </w:p>
+    <w:tbl>
+      <w:tblPr>
+        <w:tblW w:w="9607" w:type="dxa"/>
+        <w:tblLayout w:type="fixed"/>
+        <w:tblCellMar>
+          <w:left w:w="10" w:type="dxa"/>
+          <w:right w:w="10" w:type="dxa"/>
+        </w:tblCellMar>
+        <w:tblLook w:val="04A0" w:firstRow="1" w:lastRow="0" w:firstColumn="1" w:lastColumn="0" w:noHBand="0" w:noVBand="1"/>
+      </w:tblPr>
+      <w:tblGrid>
+        <w:gridCol w:w="1981"/>
+        <w:gridCol w:w="7626"/>
+      </w:tblGrid>
+      <w:tr>
+        <w:trPr>
+          <w:trHeight w:val="196"/>
+        </w:trPr>
+        <w:tc>
+          <w:tcPr>
+            <w:tcW w:w="1981" w:type="dxa"/>
+            <w:tcBorders>
+              <w:top w:val="single" w:sz="2" w:space="0" w:color="000000"/>
+              <w:left w:val="single" w:sz="2" w:space="0" w:color="000000"/>
+              <w:bottom w:val="single" w:sz="2" w:space="0" w:color="000000"/>
+            </w:tcBorders>
+            <w:tcMar>
+              <w:top w:w="55" w:type="dxa"/>
+              <w:left w:w="55" w:type="dxa"/>
+              <w:bottom w:w="55" w:type="dxa"/>
+              <w:right w:w="55" w:type="dxa"/>
+            </w:tcMar>
+          </w:tcPr>
+          <w:p>
+            <w:pPr>
+              <w:pStyle w:val="TableContents"/>
+              <w:jc w:val="center"/>
+              <w:rPr>
+                <w:b/>
+                <w:bCs/>
+              </w:rPr>
+            </w:pPr>
+            <w:r>
+              <w:rPr>
+                <w:b/>
+                <w:bCs/>
+              </w:rPr>
+              <w:t>nazwa portu</w:t>
+            </w:r>
+          </w:p>
+        </w:tc>
+        <w:tc>
+          <w:tcPr>
+            <w:tcW w:w="7626" w:type="dxa"/>
+            <w:tcBorders>
+              <w:top w:val="single" w:sz="2" w:space="0" w:color="000000"/>
+              <w:left w:val="single" w:sz="2" w:space="0" w:color="000000"/>
+              <w:bottom w:val="single" w:sz="2" w:space="0" w:color="000000"/>
+              <w:right w:val="single" w:sz="2" w:space="0" w:color="000000"/>
+            </w:tcBorders>
+            <w:tcMar>
+              <w:top w:w="55" w:type="dxa"/>
+              <w:left w:w="55" w:type="dxa"/>
+              <w:bottom w:w="55" w:type="dxa"/>
+              <w:right w:w="55" w:type="dxa"/>
+            </w:tcMar>
+          </w:tcPr>
+          <w:p>
+            <w:pPr>
+              <w:pStyle w:val="TableContents"/>
+              <w:jc w:val="center"/>
+              <w:rPr>
+                <w:b/>
+                <w:bCs/>
+              </w:rPr>
+            </w:pPr>
+            <w:r>
+              <w:rPr>
+                <w:b/>
+                <w:bCs/>
+              </w:rPr>
+              <w:t>opis</w:t>
+            </w:r>
+          </w:p>
+        </w:tc>
+      </w:tr>
+      <w:tr>
+        <w:trPr>
+          <w:trHeight w:val="185"/>
+        </w:trPr>
+        <w:tc>
+          <w:tcPr>
+            <w:tcW w:w="1981" w:type="dxa"/>
+            <w:tcBorders>
+              <w:left w:val="single" w:sz="2" w:space="0" w:color="000000"/>
+              <w:bottom w:val="single" w:sz="4" w:space="0" w:color="auto"/>
+            </w:tcBorders>
+            <w:tcMar>
+              <w:top w:w="55" w:type="dxa"/>
+              <w:left w:w="55" w:type="dxa"/>
+              <w:bottom w:w="55" w:type="dxa"/>
+              <w:right w:w="55" w:type="dxa"/>
+            </w:tcMar>
+          </w:tcPr>
+          <w:p>
+            <w:pPr>
+              <w:pStyle w:val="TableContents"/>
+              <w:jc w:val="center"/>
+            </w:pPr>
+            <w:r>
+              <w:t>led[15:0]</w:t>
+            </w:r>
+          </w:p>
+        </w:tc>
+        <w:tc>
+          <w:tcPr>
+            <w:tcW w:w="7626" w:type="dxa"/>
+            <w:tcBorders>
+              <w:left w:val="single" w:sz="2" w:space="0" w:color="000000"/>
+              <w:bottom w:val="single" w:sz="4" w:space="0" w:color="auto"/>
+              <w:right w:val="single" w:sz="2" w:space="0" w:color="000000"/>
+            </w:tcBorders>
+            <w:tcMar>
+              <w:top w:w="55" w:type="dxa"/>
+              <w:left w:w="55" w:type="dxa"/>
+              <w:bottom w:w="55" w:type="dxa"/>
+              <w:right w:w="55" w:type="dxa"/>
+            </w:tcMar>
+          </w:tcPr>
+          <w:p>
+            <w:pPr>
+              <w:pStyle w:val="TableContents"/>
+              <w:rPr>
+                <w:lang w:val="en-GB"/>
+              </w:rPr>
+            </w:pPr>
+            <w:r>
+              <w:rPr>
+                <w:lang w:val="en-GB"/>
+              </w:rPr>
+              <w:t xml:space="preserve">Diody LED (dolny bajt </w:t>
+            </w:r>
+            <w:r>
+              <w:rPr>
+                <w:lang w:val="en-GB"/>
+              </w:rPr>
+              <w:t>–</w:t>
+            </w:r>
+            <w:r>
+              <w:rPr>
+                <w:lang w:val="en-GB"/>
+              </w:rPr>
+              <w:t xml:space="preserve"> eng</w:t>
+            </w:r>
+            <w:r>
+              <w:rPr>
+                <w:lang w:val="en-GB"/>
+              </w:rPr>
+              <w:t>ine_out, górny note_led)</w:t>
+            </w:r>
+          </w:p>
+        </w:tc>
+      </w:tr>
+      <w:tr>
+        <w:trPr>
+          <w:trHeight w:val="185"/>
+        </w:trPr>
+        <w:tc>
+          <w:tcPr>
+            <w:tcW w:w="1981" w:type="dxa"/>
+            <w:tcBorders>
+              <w:top w:val="single" w:sz="4" w:space="0" w:color="auto"/>
+              <w:left w:val="single" w:sz="4" w:space="0" w:color="auto"/>
+              <w:bottom w:val="single" w:sz="4" w:space="0" w:color="auto"/>
+              <w:right w:val="single" w:sz="4" w:space="0" w:color="auto"/>
+            </w:tcBorders>
+            <w:tcMar>
+              <w:top w:w="55" w:type="dxa"/>
+              <w:left w:w="55" w:type="dxa"/>
+              <w:bottom w:w="55" w:type="dxa"/>
+              <w:right w:w="55" w:type="dxa"/>
+            </w:tcMar>
+          </w:tcPr>
+          <w:p>
+            <w:pPr>
+              <w:pStyle w:val="TableContents"/>
+              <w:jc w:val="center"/>
+              <w:rPr>
+                <w:lang w:val="en-GB"/>
+              </w:rPr>
+            </w:pPr>
+            <w:r>
+              <w:rPr>
+                <w:lang w:val="en-GB"/>
+              </w:rPr>
+              <w:t>uart_tx</w:t>
+            </w:r>
+          </w:p>
+        </w:tc>
+        <w:tc>
+          <w:tcPr>
+            <w:tcW w:w="7626" w:type="dxa"/>
+            <w:tcBorders>
+              <w:top w:val="single" w:sz="4" w:space="0" w:color="auto"/>
+              <w:left w:val="single" w:sz="4" w:space="0" w:color="auto"/>
+              <w:bottom w:val="single" w:sz="4" w:space="0" w:color="auto"/>
+              <w:right w:val="single" w:sz="4" w:space="0" w:color="auto"/>
+            </w:tcBorders>
+            <w:tcMar>
+              <w:top w:w="55" w:type="dxa"/>
+              <w:left w:w="55" w:type="dxa"/>
+              <w:bottom w:w="55" w:type="dxa"/>
+              <w:right w:w="55" w:type="dxa"/>
+            </w:tcMar>
+          </w:tcPr>
+          <w:p>
+            <w:pPr>
+              <w:pStyle w:val="TableContents"/>
+            </w:pPr>
+            <w:r>
+              <w:t>Linia nadawcza interfejsu UART (w</w:t>
+            </w:r>
+            <w:r>
+              <w:t>yjście szeregowe)</w:t>
+            </w:r>
+          </w:p>
+        </w:tc>
+      </w:tr>
+    </w:tbl>
+    <w:p>
+      <w:pPr>
+        <w:pStyle w:val="Nagwek4"/>
+        <w:rPr>
+          <w:lang w:val="en-GB"/>
+        </w:rPr>
+      </w:pPr>
+      <w:bookmarkStart w:id="9" w:name="__RefHeading___Toc453_832888478"/>
+      <w:r>
+        <w:rPr>
+          <w:lang w:val="en-GB"/>
+        </w:rPr>
+        <w:t>pmod_amp3 – audio interface (outpu</w:t>
+      </w:r>
+      <w:r>
+        <w:rPr>
+          <w:lang w:val="en-GB"/>
+        </w:rPr>
+        <w:t>t / interface</w:t>
+      </w:r>
+      <w:r>
+        <w:rPr>
+          <w:lang w:val="en-GB"/>
+        </w:rPr>
+        <w:t>)</w:t>
+      </w:r>
+    </w:p>
+    <w:tbl>
+      <w:tblPr>
+        <w:tblStyle w:val="Tabela-Siatka"/>
+        <w:tblW w:w="9634" w:type="dxa"/>
+        <w:tblLook w:val="04A0" w:firstRow="1" w:lastRow="0" w:firstColumn="1" w:lastColumn="0" w:noHBand="0" w:noVBand="1"/>
+      </w:tblPr>
+      <w:tblGrid>
+        <w:gridCol w:w="1980"/>
+        <w:gridCol w:w="7654"/>
+      </w:tblGrid>
+      <w:tr>
+        <w:trPr>
+          <w:trHeight w:val="353"/>
+        </w:trPr>
+        <w:tc>
+          <w:tcPr>
+            <w:tcW w:w="1980" w:type="dxa"/>
+          </w:tcPr>
+          <w:p>
+            <w:pPr>
+              <w:pStyle w:val="Textbody"/>
+              <w:jc w:val="center"/>
+              <w:rPr>
+                <w:rFonts w:ascii="Liberation Sans Narrow" w:hAnsi="Liberation Sans Narrow"/>
+                <w:b/>
+                <w:bCs/>
+                <w:sz w:val="22"/>
+                <w:szCs w:val="22"/>
+                <w:lang w:val="en-GB"/>
+              </w:rPr>
+            </w:pPr>
+            <w:r>
+              <w:rPr>
+                <w:rFonts w:ascii="Liberation Sans Narrow" w:hAnsi="Liberation Sans Narrow" w:hint="eastAsia"/>
+                <w:b/>
+                <w:bCs/>
+                <w:sz w:val="22"/>
+                <w:szCs w:val="22"/>
+                <w:lang w:val="en-GB"/>
+              </w:rPr>
+              <w:t>N</w:t>
+            </w:r>
+            <w:r>
+              <w:rPr>
+                <w:rFonts w:ascii="Liberation Sans Narrow" w:hAnsi="Liberation Sans Narrow"/>
+                <w:b/>
+                <w:bCs/>
+                <w:sz w:val="22"/>
+                <w:szCs w:val="22"/>
+                <w:lang w:val="en-GB"/>
+              </w:rPr>
+              <w:t>azwa portu</w:t>
+            </w:r>
+          </w:p>
+        </w:tc>
+        <w:tc>
+          <w:tcPr>
+            <w:tcW w:w="7654" w:type="dxa"/>
+          </w:tcPr>
+          <w:p>
+            <w:pPr>
+              <w:pStyle w:val="Textbody"/>
+              <w:jc w:val="center"/>
+              <w:rPr>
+                <w:rFonts w:ascii="Liberation Sans Narrow" w:hAnsi="Liberation Sans Narrow"/>
+                <w:b/>
+                <w:bCs/>
+                <w:sz w:val="22"/>
+                <w:szCs w:val="22"/>
+              </w:rPr>
+            </w:pPr>
+            <w:r>
+              <w:rPr>
+                <w:rFonts w:ascii="Liberation Sans Narrow" w:hAnsi="Liberation Sans Narrow" w:hint="eastAsia"/>
+                <w:b/>
+                <w:bCs/>
+                <w:sz w:val="22"/>
+                <w:szCs w:val="22"/>
+              </w:rPr>
+              <w:t>O</w:t>
+            </w:r>
+            <w:r>
+              <w:rPr>
+                <w:rFonts w:ascii="Liberation Sans Narrow" w:hAnsi="Liberation Sans Narrow"/>
+                <w:b/>
+                <w:bCs/>
+                <w:sz w:val="22"/>
+                <w:szCs w:val="22"/>
+              </w:rPr>
+              <w:t>pis</w:t>
+            </w:r>
+          </w:p>
+        </w:tc>
+      </w:tr>
+      <w:tr>
+        <w:trPr>
+          <w:trHeight w:val="353"/>
+        </w:trPr>
+        <w:tc>
+          <w:tcPr>
+            <w:tcW w:w="1980" w:type="dxa"/>
+          </w:tcPr>
+          <w:p>
+            <w:pPr>
+              <w:pStyle w:val="Textbody"/>
+              <w:jc w:val="center"/>
+              <w:rPr>
+                <w:rFonts w:ascii="Liberation Sans Narrow" w:hAnsi="Liberation Sans Narrow"/>
+                <w:sz w:val="22"/>
+                <w:szCs w:val="22"/>
+                <w:lang w:val="en-GB"/>
+              </w:rPr>
+            </w:pPr>
+            <w:r>
+              <w:rPr>
+                <w:rFonts w:ascii="Liberation Sans Narrow" w:hAnsi="Liberation Sans Narrow"/>
+                <w:sz w:val="22"/>
+                <w:szCs w:val="22"/>
+                <w:lang w:val="en-GB"/>
+              </w:rPr>
+              <w:t>Pmod_amp3</w:t>
+            </w:r>
+          </w:p>
+        </w:tc>
+        <w:tc>
+          <w:tcPr>
+            <w:tcW w:w="7654" w:type="dxa"/>
+          </w:tcPr>
+          <w:p>
+            <w:pPr>
+              <w:pStyle w:val="Textbody"/>
+              <w:rPr>
+                <w:rFonts w:ascii="Liberation Sans Narrow" w:hAnsi="Liberation Sans Narrow"/>
+                <w:sz w:val="22"/>
+                <w:szCs w:val="22"/>
+              </w:rPr>
+            </w:pPr>
+            <w:r>
+              <w:rPr>
+                <w:rFonts w:ascii="Liberation Sans Narrow" w:hAnsi="Liberation Sans Narrow"/>
+                <w:sz w:val="22"/>
+                <w:szCs w:val="22"/>
+              </w:rPr>
+              <w:t>Port interfejsu typu pmod dedykowany dla wzmacniacza audio AMP3 (I2S)</w:t>
+            </w:r>
+          </w:p>
+        </w:tc>
+      </w:tr>
+    </w:tbl>
+    <w:p>
+      <w:pPr>
+        <w:pStyle w:val="Textbody"/>
+      </w:pPr>
+    </w:p>
+    <w:p>
+      <w:pPr>
+        <w:pStyle w:val="Nagwek3"/>
+        <w:rPr>
+          <w:rFonts w:hint="eastAsia"/>
+        </w:rPr>
+      </w:pPr>
+      <w:r>
+        <w:t>Interfejsy</w:t>
+      </w:r>
+      <w:bookmarkEnd w:id="9"/>
+    </w:p>
+    <w:p>
+      <w:pPr>
+        <w:pStyle w:val="Nagwek4"/>
+        <w:rPr>
+          <w:rFonts w:hint="eastAsia"/>
+          <w:lang w:val="en-GB"/>
+        </w:rPr>
+      </w:pPr>
+      <w:bookmarkStart w:id="10" w:name="__RefHeading___Toc395_832888478"/>
+      <w:r>
+        <w:rPr>
+          <w:lang w:val="en-GB"/>
+        </w:rPr>
+        <w:t>game_if, note</w:t>
+      </w:r>
+      <w:r>
+        <w:rPr>
+          <w:lang w:val="en-GB"/>
+        </w:rPr>
+        <w:t>, pmod_amp3</w:t>
+      </w:r>
+      <w:r>
+        <w:rPr>
+          <w:lang w:val="en-GB"/>
+        </w:rPr>
+        <w:t xml:space="preserve"> – </w:t>
       </w:r>
       <w:bookmarkEnd w:id="10"/>
+      <w:r>
+        <w:rPr>
+          <w:lang w:val="en-GB"/>
+        </w:rPr>
+        <w:t>gameplay status, game note struct</w:t>
+      </w:r>
+      <w:r>
+        <w:rPr>
+          <w:lang w:val="en-GB"/>
+        </w:rPr>
+        <w:t>, audio interface</w:t>
+      </w:r>
     </w:p>
     <w:tbl>
       <w:tblPr>
@@ -1993,13 +2419,13 @@
         <w:tblLook w:val="04A0" w:firstRow="1" w:lastRow="0" w:firstColumn="1" w:lastColumn="0" w:noHBand="0" w:noVBand="1"/>
       </w:tblPr>
       <w:tblGrid>
-        <w:gridCol w:w="1988"/>
-        <w:gridCol w:w="7650"/>
+        <w:gridCol w:w="1982"/>
+        <w:gridCol w:w="7656"/>
       </w:tblGrid>
       <w:tr>
         <w:tc>
           <w:tcPr>
-            <w:tcW w:w="1988" w:type="dxa"/>
+            <w:tcW w:w="1982" w:type="dxa"/>
             <w:tcBorders>
               <w:top w:val="single" w:sz="2" w:space="0" w:color="000000"/>
               <w:left w:val="single" w:sz="2" w:space="0" w:color="000000"/>
@@ -2026,13 +2452,13 @@
                 <w:b/>
                 <w:bCs/>
               </w:rPr>
-              <w:t>nazwa portu</w:t>
-            </w:r>
-          </w:p>
-        </w:tc>
-        <w:tc>
-          <w:tcPr>
-            <w:tcW w:w="7650" w:type="dxa"/>
+              <w:t>nazwa sygnału</w:t>
+            </w:r>
+          </w:p>
+        </w:tc>
+        <w:tc>
+          <w:tcPr>
+            <w:tcW w:w="7656" w:type="dxa"/>
             <w:tcBorders>
               <w:top w:val="single" w:sz="2" w:space="0" w:color="000000"/>
               <w:left w:val="single" w:sz="2" w:space="0" w:color="000000"/>
@@ -2068,7 +2494,7 @@
       <w:tr>
         <w:tc>
           <w:tcPr>
-            <w:tcW w:w="1988" w:type="dxa"/>
+            <w:tcW w:w="1982" w:type="dxa"/>
             <w:tcBorders>
               <w:left w:val="single" w:sz="2" w:space="0" w:color="000000"/>
               <w:bottom w:val="single" w:sz="2" w:space="0" w:color="000000"/>
@@ -2086,13 +2512,13 @@
               <w:jc w:val="center"/>
             </w:pPr>
             <w:r>
-              <w:t>vga_vs</w:t>
-            </w:r>
-          </w:p>
-        </w:tc>
-        <w:tc>
-          <w:tcPr>
-            <w:tcW w:w="7650" w:type="dxa"/>
+              <w:t>engine_out</w:t>
+            </w:r>
+          </w:p>
+        </w:tc>
+        <w:tc>
+          <w:tcPr>
+            <w:tcW w:w="7656" w:type="dxa"/>
             <w:tcBorders>
               <w:left w:val="single" w:sz="2" w:space="0" w:color="000000"/>
               <w:bottom w:val="single" w:sz="2" w:space="0" w:color="000000"/>
@@ -2110,7 +2536,7 @@
               <w:pStyle w:val="TableContents"/>
             </w:pPr>
             <w:r>
-              <w:t>sygnał synchronizacji pionowej VGA</w:t>
+              <w:t>Interfejs typu game_if przenoszący pełny stan silnika gry (m.in. punkty, stan rozgrywki) z u_game_engine do maszyn stanu (master_fsm), multipleksera komunikacji (UART_mux) oraz filtrów audio (damped_comb)</w:t>
             </w:r>
           </w:p>
         </w:tc>
@@ -2118,7 +2544,7 @@
       <w:tr>
         <w:tc>
           <w:tcPr>
-            <w:tcW w:w="1988" w:type="dxa"/>
+            <w:tcW w:w="1982" w:type="dxa"/>
             <w:tcBorders>
               <w:left w:val="single" w:sz="2" w:space="0" w:color="000000"/>
               <w:bottom w:val="single" w:sz="2" w:space="0" w:color="000000"/>
@@ -2133,12 +2559,16 @@
           <w:p>
             <w:pPr>
               <w:pStyle w:val="TableContents"/>
-            </w:pPr>
-          </w:p>
-        </w:tc>
-        <w:tc>
-          <w:tcPr>
-            <w:tcW w:w="7650" w:type="dxa"/>
+              <w:jc w:val="center"/>
+            </w:pPr>
+            <w:r>
+              <w:t>note</w:t>
+            </w:r>
+          </w:p>
+        </w:tc>
+        <w:tc>
+          <w:tcPr>
+            <w:tcW w:w="7656" w:type="dxa"/>
             <w:tcBorders>
               <w:left w:val="single" w:sz="2" w:space="0" w:color="000000"/>
               <w:bottom w:val="single" w:sz="2" w:space="0" w:color="000000"/>
@@ -2155,115 +2585,8 @@
             <w:pPr>
               <w:pStyle w:val="TableContents"/>
             </w:pPr>
-          </w:p>
-        </w:tc>
-      </w:tr>
-    </w:tbl>
-    <w:p>
-      <w:pPr>
-        <w:pStyle w:val="Nagwek3"/>
-        <w:rPr>
-          <w:rFonts w:hint="eastAsia"/>
-        </w:rPr>
-      </w:pPr>
-      <w:bookmarkStart w:id="11" w:name="__RefHeading___Toc453_832888478"/>
-      <w:r>
-        <w:t>Interfejsy</w:t>
-      </w:r>
-      <w:bookmarkEnd w:id="11"/>
-    </w:p>
-    <w:p>
-      <w:pPr>
-        <w:pStyle w:val="Nagwek4"/>
-        <w:rPr>
-          <w:rFonts w:hint="eastAsia"/>
-        </w:rPr>
-      </w:pPr>
-      <w:bookmarkStart w:id="12" w:name="__RefHeading___Toc395_832888478"/>
-      <w:r>
-        <w:t>m2c – mouse_ctl to core</w:t>
-      </w:r>
-      <w:bookmarkEnd w:id="12"/>
-    </w:p>
-    <w:tbl>
-      <w:tblPr>
-        <w:tblW w:w="9638" w:type="dxa"/>
-        <w:tblLayout w:type="fixed"/>
-        <w:tblCellMar>
-          <w:left w:w="10" w:type="dxa"/>
-          <w:right w:w="10" w:type="dxa"/>
-        </w:tblCellMar>
-        <w:tblLook w:val="04A0" w:firstRow="1" w:lastRow="0" w:firstColumn="1" w:lastColumn="0" w:noHBand="0" w:noVBand="1"/>
-      </w:tblPr>
-      <w:tblGrid>
-        <w:gridCol w:w="2500"/>
-        <w:gridCol w:w="7138"/>
-      </w:tblGrid>
-      <w:tr>
-        <w:tc>
-          <w:tcPr>
-            <w:tcW w:w="2500" w:type="dxa"/>
-            <w:tcBorders>
-              <w:top w:val="single" w:sz="2" w:space="0" w:color="000000"/>
-              <w:left w:val="single" w:sz="2" w:space="0" w:color="000000"/>
-              <w:bottom w:val="single" w:sz="2" w:space="0" w:color="000000"/>
-            </w:tcBorders>
-            <w:tcMar>
-              <w:top w:w="55" w:type="dxa"/>
-              <w:left w:w="55" w:type="dxa"/>
-              <w:bottom w:w="55" w:type="dxa"/>
-              <w:right w:w="55" w:type="dxa"/>
-            </w:tcMar>
-          </w:tcPr>
-          <w:p>
-            <w:pPr>
-              <w:pStyle w:val="TableContents"/>
-              <w:jc w:val="center"/>
-              <w:rPr>
-                <w:b/>
-                <w:bCs/>
-              </w:rPr>
-            </w:pPr>
-            <w:r>
-              <w:rPr>
-                <w:b/>
-                <w:bCs/>
-              </w:rPr>
-              <w:t>nazwa sygnału</w:t>
-            </w:r>
-          </w:p>
-        </w:tc>
-        <w:tc>
-          <w:tcPr>
-            <w:tcW w:w="7138" w:type="dxa"/>
-            <w:tcBorders>
-              <w:top w:val="single" w:sz="2" w:space="0" w:color="000000"/>
-              <w:left w:val="single" w:sz="2" w:space="0" w:color="000000"/>
-              <w:bottom w:val="single" w:sz="2" w:space="0" w:color="000000"/>
-              <w:right w:val="single" w:sz="2" w:space="0" w:color="000000"/>
-            </w:tcBorders>
-            <w:tcMar>
-              <w:top w:w="55" w:type="dxa"/>
-              <w:left w:w="55" w:type="dxa"/>
-              <w:bottom w:w="55" w:type="dxa"/>
-              <w:right w:w="55" w:type="dxa"/>
-            </w:tcMar>
-          </w:tcPr>
-          <w:p>
-            <w:pPr>
-              <w:pStyle w:val="TableContents"/>
-              <w:jc w:val="center"/>
-              <w:rPr>
-                <w:b/>
-                <w:bCs/>
-              </w:rPr>
-            </w:pPr>
-            <w:r>
-              <w:rPr>
-                <w:b/>
-                <w:bCs/>
-              </w:rPr>
-              <w:t>opis</w:t>
+            <w:r>
+              <w:t>Struktura danych typu note_t przechowująca informacje o aktualnie odtwarzanej nucie (częstotliwość, czas trwania, wymagane przyciski) przekazywana z pamięci utworu u_song_rom do silnika gry.</w:t>
             </w:r>
           </w:p>
         </w:tc>
@@ -2271,7 +2594,7 @@
       <w:tr>
         <w:tc>
           <w:tcPr>
-            <w:tcW w:w="2500" w:type="dxa"/>
+            <w:tcW w:w="1982" w:type="dxa"/>
             <w:tcBorders>
               <w:left w:val="single" w:sz="2" w:space="0" w:color="000000"/>
               <w:bottom w:val="single" w:sz="2" w:space="0" w:color="000000"/>
@@ -2289,13 +2612,16 @@
               <w:jc w:val="center"/>
             </w:pPr>
             <w:r>
-              <w:t>m2c_x[9:0]</w:t>
-            </w:r>
-          </w:p>
-        </w:tc>
-        <w:tc>
-          <w:tcPr>
-            <w:tcW w:w="7138" w:type="dxa"/>
+              <w:rPr>
+                <w:lang w:val="en-US"/>
+              </w:rPr>
+              <w:t>pmod_amp3</w:t>
+            </w:r>
+          </w:p>
+        </w:tc>
+        <w:tc>
+          <w:tcPr>
+            <w:tcW w:w="7656" w:type="dxa"/>
             <w:tcBorders>
               <w:left w:val="single" w:sz="2" w:space="0" w:color="000000"/>
               <w:bottom w:val="single" w:sz="2" w:space="0" w:color="000000"/>
@@ -2313,102 +2639,8 @@
               <w:pStyle w:val="TableContents"/>
             </w:pPr>
             <w:r>
-              <w:t>horyzontalna pozycja kursora myszy na ekranie</w:t>
-            </w:r>
-          </w:p>
-        </w:tc>
-      </w:tr>
-      <w:tr>
-        <w:tc>
-          <w:tcPr>
-            <w:tcW w:w="2500" w:type="dxa"/>
-            <w:tcBorders>
-              <w:left w:val="single" w:sz="2" w:space="0" w:color="000000"/>
-              <w:bottom w:val="single" w:sz="2" w:space="0" w:color="000000"/>
-            </w:tcBorders>
-            <w:tcMar>
-              <w:top w:w="55" w:type="dxa"/>
-              <w:left w:w="55" w:type="dxa"/>
-              <w:bottom w:w="55" w:type="dxa"/>
-              <w:right w:w="55" w:type="dxa"/>
-            </w:tcMar>
-          </w:tcPr>
-          <w:p>
-            <w:pPr>
-              <w:pStyle w:val="TableContents"/>
-              <w:jc w:val="center"/>
-            </w:pPr>
-            <w:r>
-              <w:t>m2c_y[9:0]</w:t>
-            </w:r>
-          </w:p>
-        </w:tc>
-        <w:tc>
-          <w:tcPr>
-            <w:tcW w:w="7138" w:type="dxa"/>
-            <w:tcBorders>
-              <w:left w:val="single" w:sz="2" w:space="0" w:color="000000"/>
-              <w:bottom w:val="single" w:sz="2" w:space="0" w:color="000000"/>
-              <w:right w:val="single" w:sz="2" w:space="0" w:color="000000"/>
-            </w:tcBorders>
-            <w:tcMar>
-              <w:top w:w="55" w:type="dxa"/>
-              <w:left w:w="55" w:type="dxa"/>
-              <w:bottom w:w="55" w:type="dxa"/>
-              <w:right w:w="55" w:type="dxa"/>
-            </w:tcMar>
-          </w:tcPr>
-          <w:p>
-            <w:pPr>
-              <w:pStyle w:val="TableContents"/>
-            </w:pPr>
-            <w:r>
-              <w:t>wertykalna pozycja kursora myszy na ekranie</w:t>
-            </w:r>
-          </w:p>
-        </w:tc>
-      </w:tr>
-      <w:tr>
-        <w:tc>
-          <w:tcPr>
-            <w:tcW w:w="2500" w:type="dxa"/>
-            <w:tcBorders>
-              <w:left w:val="single" w:sz="2" w:space="0" w:color="000000"/>
-              <w:bottom w:val="single" w:sz="2" w:space="0" w:color="000000"/>
-            </w:tcBorders>
-            <w:tcMar>
-              <w:top w:w="55" w:type="dxa"/>
-              <w:left w:w="55" w:type="dxa"/>
-              <w:bottom w:w="55" w:type="dxa"/>
-              <w:right w:w="55" w:type="dxa"/>
-            </w:tcMar>
-          </w:tcPr>
-          <w:p>
-            <w:pPr>
-              <w:pStyle w:val="TableContents"/>
-              <w:jc w:val="center"/>
-            </w:pPr>
-          </w:p>
-        </w:tc>
-        <w:tc>
-          <w:tcPr>
-            <w:tcW w:w="7138" w:type="dxa"/>
-            <w:tcBorders>
-              <w:left w:val="single" w:sz="2" w:space="0" w:color="000000"/>
-              <w:bottom w:val="single" w:sz="2" w:space="0" w:color="000000"/>
-              <w:right w:val="single" w:sz="2" w:space="0" w:color="000000"/>
-            </w:tcBorders>
-            <w:tcMar>
-              <w:top w:w="55" w:type="dxa"/>
-              <w:left w:w="55" w:type="dxa"/>
-              <w:bottom w:w="55" w:type="dxa"/>
-              <w:right w:w="55" w:type="dxa"/>
-            </w:tcMar>
-          </w:tcPr>
-          <w:p>
-            <w:pPr>
-              <w:pStyle w:val="TableContents"/>
-            </w:pPr>
+              <w:t>Interfejs wyjściowy typu pmod_if grupujący sygnały sterujące przetwornikiem cyfrowo-analogowym audio i wzmacniaczem na zewnętrznym module PMOD AMP3.</w:t>
+            </w:r>
           </w:p>
         </w:tc>
       </w:tr>
@@ -2444,16 +2676,20 @@
     </w:p>
     <w:p>
       <w:pPr>
-        <w:pStyle w:val="Nagwek2"/>
-        <w:rPr>
-          <w:rFonts w:hint="eastAsia"/>
-        </w:rPr>
-      </w:pPr>
-      <w:bookmarkStart w:id="13" w:name="__RefHeading___Toc1150_832888478"/>
+        <w:pStyle w:val="Nagwek3"/>
+        <w:numPr>
+          <w:ilvl w:val="2"/>
+          <w:numId w:val="4"/>
+        </w:numPr>
+        <w:rPr>
+          <w:rFonts w:hint="eastAsia"/>
+        </w:rPr>
+      </w:pPr>
+      <w:bookmarkStart w:id="11" w:name="__RefHeading___Toc1150_832888478"/>
       <w:r>
         <w:t>Rozprowadzenie sygnału zegara</w:t>
       </w:r>
-      <w:bookmarkEnd w:id="13"/>
+      <w:bookmarkEnd w:id="11"/>
     </w:p>
     <w:p>
       <w:pPr>
@@ -2463,7 +2699,10 @@
         </w:rPr>
       </w:pPr>
       <w:r>
-        <w:t>Osoba odpowiedzialna: JK</w:t>
+        <w:t xml:space="preserve">Osoba odpowiedzialna: </w:t>
+      </w:r>
+      <w:r>
+        <w:t>MW</w:t>
       </w:r>
     </w:p>
     <w:p>
@@ -2524,7 +2763,6 @@
           <w:sz w:val="20"/>
           <w:szCs w:val="20"/>
         </w:rPr>
-        <w:lastRenderedPageBreak/>
         <w:drawing>
           <wp:anchor distT="0" distB="0" distL="114300" distR="114300" simplePos="0" relativeHeight="251659264" behindDoc="0" locked="0" layoutInCell="1" allowOverlap="1" wp14:anchorId="1BA65F31" wp14:editId="589E8895">
             <wp:simplePos x="0" y="0"/>
@@ -2602,8 +2840,8 @@
           <w:rFonts w:hint="eastAsia"/>
         </w:rPr>
       </w:pPr>
-      <w:bookmarkStart w:id="14" w:name="__RefHeading___Toc996_1436539759"/>
-      <w:bookmarkEnd w:id="14"/>
+      <w:bookmarkStart w:id="12" w:name="__RefHeading___Toc996_1436539759"/>
+      <w:bookmarkEnd w:id="12"/>
     </w:p>
     <w:p>
       <w:pPr>
@@ -2612,11 +2850,11 @@
           <w:rFonts w:hint="eastAsia"/>
         </w:rPr>
       </w:pPr>
-      <w:bookmarkStart w:id="15" w:name="__RefHeading___Toc1313_2642343945"/>
+      <w:bookmarkStart w:id="13" w:name="__RefHeading___Toc1313_2642343945"/>
       <w:r>
         <w:t>Implementacja</w:t>
       </w:r>
-      <w:bookmarkEnd w:id="15"/>
+      <w:bookmarkEnd w:id="13"/>
     </w:p>
     <w:p>
       <w:pPr>
@@ -2625,7 +2863,7 @@
           <w:rFonts w:hint="eastAsia"/>
         </w:rPr>
       </w:pPr>
-      <w:bookmarkStart w:id="16" w:name="__RefHeading___Toc1315_2642343945"/>
+      <w:bookmarkStart w:id="14" w:name="__RefHeading___Toc1315_2642343945"/>
       <w:r>
         <w:t xml:space="preserve">Lista </w:t>
       </w:r>
@@ -2639,7 +2877,7 @@
       <w:r>
         <w:t xml:space="preserve"> ostrzeżeń Vivado.</w:t>
       </w:r>
-      <w:bookmarkEnd w:id="16"/>
+      <w:bookmarkEnd w:id="14"/>
     </w:p>
     <w:tbl>
       <w:tblPr>
@@ -2882,106 +3120,106 @@
           <w:rFonts w:hint="eastAsia"/>
         </w:rPr>
       </w:pPr>
-      <w:bookmarkStart w:id="17" w:name="__RefHeading___Toc1317_2642343945"/>
+      <w:bookmarkStart w:id="15" w:name="__RefHeading___Toc1317_2642343945"/>
       <w:r>
         <w:t>Wykorzystanie zasobów</w:t>
       </w:r>
+      <w:bookmarkEnd w:id="15"/>
+    </w:p>
+    <w:p>
+      <w:pPr>
+        <w:pStyle w:val="Textbody"/>
+        <w:rPr>
+          <w:rFonts w:hint="eastAsia"/>
+        </w:rPr>
+      </w:pPr>
+      <w:r>
+        <w:t>Tabela z wykorzystaniem zasobów z Vivado</w:t>
+      </w:r>
+    </w:p>
+    <w:p>
+      <w:pPr>
+        <w:pStyle w:val="Nagwek2"/>
+        <w:rPr>
+          <w:rFonts w:hint="eastAsia"/>
+        </w:rPr>
+      </w:pPr>
+      <w:bookmarkStart w:id="16" w:name="__RefHeading___Toc1319_2642343945"/>
+      <w:r>
+        <w:t>Marginesy czasowe</w:t>
+      </w:r>
+      <w:bookmarkEnd w:id="16"/>
+    </w:p>
+    <w:p>
+      <w:pPr>
+        <w:pStyle w:val="Textbody"/>
+        <w:rPr>
+          <w:rFonts w:hint="eastAsia"/>
+        </w:rPr>
+      </w:pPr>
+      <w:r>
+        <w:t>Marginesy czasowe (WNS) dla setup i hold.</w:t>
+      </w:r>
+    </w:p>
+    <w:p>
+      <w:pPr>
+        <w:pStyle w:val="Nagwek1"/>
+        <w:rPr>
+          <w:rFonts w:hint="eastAsia"/>
+        </w:rPr>
+      </w:pPr>
+      <w:bookmarkStart w:id="17" w:name="__RefHeading___Toc1249_1436539759"/>
+      <w:r>
+        <w:t>Konfiguracja sprzęt</w:t>
+      </w:r>
+      <w:r>
+        <w:t>u</w:t>
+      </w:r>
+    </w:p>
+    <w:p>
+      <w:pPr>
+        <w:pStyle w:val="Textbody"/>
+        <w:rPr>
+          <w:rFonts w:hint="eastAsia"/>
+        </w:rPr>
+      </w:pPr>
+      <w:r>
+        <w:t>Schemat połączenia ze sobą płytek Basys3 w trybie multiplayer.</w:t>
+      </w:r>
+    </w:p>
+    <w:p>
+      <w:pPr>
+        <w:pStyle w:val="Textbody"/>
+        <w:rPr>
+          <w:rFonts w:hint="eastAsia"/>
+        </w:rPr>
+      </w:pPr>
+      <w:r>
+        <w:t>Schematy podłączenia dodatkowych urządzeń peryferyjnych.</w:t>
+      </w:r>
+    </w:p>
+    <w:p>
+      <w:pPr>
+        <w:pStyle w:val="Textbody"/>
+        <w:rPr>
+          <w:rFonts w:hint="eastAsia"/>
+        </w:rPr>
+      </w:pPr>
+      <w:r>
+        <w:t>Konfiguracja zworek, przełączników, itp., jeśli inna niż domyślna.</w:t>
+      </w:r>
+    </w:p>
+    <w:p>
+      <w:pPr>
+        <w:pStyle w:val="Nagwek1"/>
+        <w:rPr>
+          <w:rFonts w:hint="eastAsia"/>
+        </w:rPr>
+      </w:pPr>
+      <w:r>
+        <w:t>Film.</w:t>
+      </w:r>
       <w:bookmarkEnd w:id="17"/>
-    </w:p>
-    <w:p>
-      <w:pPr>
-        <w:pStyle w:val="Textbody"/>
-        <w:rPr>
-          <w:rFonts w:hint="eastAsia"/>
-        </w:rPr>
-      </w:pPr>
-      <w:r>
-        <w:t>Tabela z wykorzystaniem zasobów z Vivado</w:t>
-      </w:r>
-    </w:p>
-    <w:p>
-      <w:pPr>
-        <w:pStyle w:val="Nagwek2"/>
-        <w:rPr>
-          <w:rFonts w:hint="eastAsia"/>
-        </w:rPr>
-      </w:pPr>
-      <w:bookmarkStart w:id="18" w:name="__RefHeading___Toc1319_2642343945"/>
-      <w:r>
-        <w:t>Marginesy czasowe</w:t>
-      </w:r>
-      <w:bookmarkEnd w:id="18"/>
-    </w:p>
-    <w:p>
-      <w:pPr>
-        <w:pStyle w:val="Textbody"/>
-        <w:rPr>
-          <w:rFonts w:hint="eastAsia"/>
-        </w:rPr>
-      </w:pPr>
-      <w:r>
-        <w:t>Marginesy czasowe (WNS) dla setup i hold.</w:t>
-      </w:r>
-    </w:p>
-    <w:p>
-      <w:pPr>
-        <w:pStyle w:val="Nagwek1"/>
-        <w:rPr>
-          <w:rFonts w:hint="eastAsia"/>
-        </w:rPr>
-      </w:pPr>
-      <w:bookmarkStart w:id="19" w:name="__RefHeading___Toc1249_1436539759"/>
-      <w:r>
-        <w:t>Konfiguracja sprzęt</w:t>
-      </w:r>
-      <w:r>
-        <w:t>u</w:t>
-      </w:r>
-    </w:p>
-    <w:p>
-      <w:pPr>
-        <w:pStyle w:val="Textbody"/>
-        <w:rPr>
-          <w:rFonts w:hint="eastAsia"/>
-        </w:rPr>
-      </w:pPr>
-      <w:r>
-        <w:t>Schemat połączenia ze sobą płytek Basys3 w trybie multiplayer.</w:t>
-      </w:r>
-    </w:p>
-    <w:p>
-      <w:pPr>
-        <w:pStyle w:val="Textbody"/>
-        <w:rPr>
-          <w:rFonts w:hint="eastAsia"/>
-        </w:rPr>
-      </w:pPr>
-      <w:r>
-        <w:t>Schematy podłączenia dodatkowych urządzeń peryferyjnych.</w:t>
-      </w:r>
-    </w:p>
-    <w:p>
-      <w:pPr>
-        <w:pStyle w:val="Textbody"/>
-        <w:rPr>
-          <w:rFonts w:hint="eastAsia"/>
-        </w:rPr>
-      </w:pPr>
-      <w:r>
-        <w:t>Konfiguracja zworek, przełączników, itp., jeśli inna niż domyślna.</w:t>
-      </w:r>
-    </w:p>
-    <w:p>
-      <w:pPr>
-        <w:pStyle w:val="Nagwek1"/>
-        <w:rPr>
-          <w:rFonts w:hint="eastAsia"/>
-        </w:rPr>
-      </w:pPr>
-      <w:r>
-        <w:t>Film.</w:t>
-      </w:r>
-      <w:bookmarkEnd w:id="19"/>
     </w:p>
     <w:p>
       <w:pPr>
@@ -3389,6 +3627,18 @@
   </w:num>
   <w:num w:numId="3" w16cid:durableId="1166358283">
     <w:abstractNumId w:val="1"/>
+  </w:num>
+  <w:num w:numId="4" w16cid:durableId="931624781">
+    <w:abstractNumId w:val="0"/>
+    <w:lvlOverride w:ilvl="0">
+      <w:startOverride w:val="5"/>
+    </w:lvlOverride>
+    <w:lvlOverride w:ilvl="1">
+      <w:startOverride w:val="1"/>
+    </w:lvlOverride>
+    <w:lvlOverride w:ilvl="2">
+      <w:startOverride w:val="4"/>
+    </w:lvlOverride>
   </w:num>
 </w:numbering>
 </file>
@@ -3886,7 +4136,6 @@
   <w:style w:type="character" w:default="1" w:styleId="Domylnaczcionkaakapitu">
     <w:name w:val="Default Paragraph Font"/>
     <w:uiPriority w:val="1"/>
-    <w:semiHidden/>
     <w:unhideWhenUsed/>
   </w:style>
   <w:style w:type="table" w:default="1" w:styleId="Standardowy">
@@ -4189,6 +4438,22 @@
       <w:color w:val="605E5C"/>
       <w:shd w:val="clear" w:color="auto" w:fill="E1DFDD"/>
     </w:rPr>
+  </w:style>
+  <w:style w:type="table" w:styleId="Tabela-Siatka">
+    <w:name w:val="Table Grid"/>
+    <w:basedOn w:val="Standardowy"/>
+    <w:uiPriority w:val="39"/>
+    <w:rsid w:val="00495C6D"/>
+    <w:tblPr>
+      <w:tblBorders>
+        <w:top w:val="single" w:sz="4" w:space="0" w:color="auto"/>
+        <w:left w:val="single" w:sz="4" w:space="0" w:color="auto"/>
+        <w:bottom w:val="single" w:sz="4" w:space="0" w:color="auto"/>
+        <w:right w:val="single" w:sz="4" w:space="0" w:color="auto"/>
+        <w:insideH w:val="single" w:sz="4" w:space="0" w:color="auto"/>
+        <w:insideV w:val="single" w:sz="4" w:space="0" w:color="auto"/>
+      </w:tblBorders>
+    </w:tblPr>
   </w:style>
 </w:styles>
 </file>

--- a/doc/raport_KeyboardHero_master.docx
+++ b/doc/raport_KeyboardHero_master.docx
@@ -78,7 +78,7 @@
           <w:rFonts w:hint="eastAsia"/>
           <w:noProof/>
         </w:rPr>
-        <w:t>10.08.2026</w:t>
+        <w:t>11.08.2026</w:t>
       </w:r>
       <w:r>
         <w:fldChar w:fldCharType="end"/>
@@ -580,20 +580,25 @@
       <w:pPr>
         <w:pStyle w:val="Textbody"/>
         <w:rPr>
-          <w:i/>
-          <w:iCs/>
-          <w:sz w:val="20"/>
-          <w:szCs w:val="20"/>
-        </w:rPr>
-      </w:pPr>
-      <w:r>
-        <w:rPr>
-          <w:i/>
-          <w:iCs/>
-          <w:sz w:val="20"/>
-          <w:szCs w:val="20"/>
-        </w:rPr>
-        <w:t>Uproszczony schemat blokowy działania implementowanego algorytmu. Co się dzieje po starcie, jak wygląda przebieg działania, kiedy i pod jakimi warunkami się kończy.</w:t>
+          <w:rFonts w:hint="eastAsia"/>
+        </w:rPr>
+      </w:pPr>
+      <w:r>
+        <w:t>Projekt realizuje system sterowany mikroprocesorowo / układem FPGA (gra typu Guitar Hero / gra zręcznościowa połączona z syntezą dźwięku i interfejsem klawiatury PS/2).</w:t>
+      </w:r>
+    </w:p>
+    <w:p>
+      <w:pPr>
+        <w:pStyle w:val="Nagwek3"/>
+        <w:rPr>
+          <w:rFonts w:hint="eastAsia"/>
+        </w:rPr>
+      </w:pPr>
+      <w:r>
+        <w:t xml:space="preserve">Płytka </w:t>
+      </w:r>
+      <w:r>
+        <w:t>Master</w:t>
       </w:r>
     </w:p>
     <w:p>
@@ -605,12 +610,13 @@
       </w:pPr>
       <w:r>
         <w:rPr>
-          <w:i/>
-          <w:iCs/>
-          <w:sz w:val="20"/>
-          <w:szCs w:val="20"/>
-        </w:rPr>
-        <w:t>//todo</w:t>
+          <w:b/>
+          <w:bCs/>
+        </w:rPr>
+        <w:t>Stan początkowy (Reset / Oczekiwanie):</w:t>
+      </w:r>
+      <w:r>
+        <w:t xml:space="preserve"> Po włączeniu zasilania lub aktywacji sygnału resetu (rst_n), układ oczekuje na start utworu sterowany przez maszynę stanów (master_fsm).</w:t>
       </w:r>
     </w:p>
     <w:p>
@@ -622,29 +628,111 @@
       </w:pPr>
       <w:r>
         <w:rPr>
-          <w:i/>
-          <w:iCs/>
-          <w:sz w:val="20"/>
-          <w:szCs w:val="20"/>
-        </w:rPr>
-        <w:t>Ewentualnie przykładowe screen-shot</w:t>
-      </w:r>
-      <w:r>
-        <w:rPr>
-          <w:i/>
-          <w:iCs/>
-        </w:rPr>
-        <w:t xml:space="preserve">y </w:t>
-      </w:r>
-      <w:r>
-        <w:rPr>
-          <w:i/>
-          <w:iCs/>
-          <w:sz w:val="20"/>
-          <w:szCs w:val="20"/>
-        </w:rPr>
-        <w:t>tego, co w przybliżeniu chcielibyśmy uzyskać.</w:t>
-      </w:r>
+          <w:b/>
+          <w:bCs/>
+        </w:rPr>
+        <w:t>Przebieg działania (Rozgrywka):</w:t>
+      </w:r>
+    </w:p>
+    <w:p>
+      <w:pPr>
+        <w:pStyle w:val="Textbody"/>
+        <w:numPr>
+          <w:ilvl w:val="1"/>
+          <w:numId w:val="5"/>
+        </w:numPr>
+        <w:rPr>
+          <w:rFonts w:hint="eastAsia"/>
+        </w:rPr>
+      </w:pPr>
+      <w:r>
+        <w:t>Użytkownik steruje grą za pomocą klawiatury podłączonej przez interfejs PS/2 (PS2_clk, PS2_data). Dane wejściowe są synchronizowane między domenami zegarowymi (100 MHz i 40 MHz) oraz dekodowane w modułach u_Ps2Interface, u_input_synch oraz u_button_decoder.</w:t>
+      </w:r>
+    </w:p>
+    <w:p>
+      <w:pPr>
+        <w:pStyle w:val="Textbody"/>
+        <w:numPr>
+          <w:ilvl w:val="1"/>
+          <w:numId w:val="5"/>
+        </w:numPr>
+        <w:rPr>
+          <w:rFonts w:hint="eastAsia"/>
+        </w:rPr>
+      </w:pPr>
+      <w:r>
+        <w:t>Moduł pamięci ROM (u_song_rom) dostarcza sekwencję nut (note) na podstawie wybranej piosenki (song_select).</w:t>
+      </w:r>
+    </w:p>
+    <w:p>
+      <w:pPr>
+        <w:pStyle w:val="Textbody"/>
+        <w:numPr>
+          <w:ilvl w:val="1"/>
+          <w:numId w:val="5"/>
+        </w:numPr>
+        <w:rPr>
+          <w:rFonts w:hint="eastAsia"/>
+        </w:rPr>
+      </w:pPr>
+      <w:r>
+        <w:t>Silnik gry (u_game_engine) weryfikuje trafienia gracza (przyciski buttons i strumień strum) w oparciu o tyknięcia zegara programowego (timer).</w:t>
+      </w:r>
+    </w:p>
+    <w:p>
+      <w:pPr>
+        <w:pStyle w:val="Textbody"/>
+        <w:numPr>
+          <w:ilvl w:val="1"/>
+          <w:numId w:val="5"/>
+        </w:numPr>
+        <w:rPr>
+          <w:rFonts w:hint="eastAsia"/>
+        </w:rPr>
+      </w:pPr>
+      <w:r>
+        <w:t>Stan gry jest wizualizowany na diodach LED (led[15:0], gdzie młodsze bity led[7:0] reprezentują wyjście silnika gry, a starsze led[15:8] stanowią wskaźnik LED nut).</w:t>
+      </w:r>
+    </w:p>
+    <w:p>
+      <w:pPr>
+        <w:pStyle w:val="Textbody"/>
+        <w:rPr>
+          <w:rFonts w:hint="eastAsia"/>
+        </w:rPr>
+      </w:pPr>
+      <w:r>
+        <w:rPr>
+          <w:b/>
+          <w:bCs/>
+        </w:rPr>
+        <w:t>Warunki końcowe:</w:t>
+      </w:r>
+      <w:r>
+        <w:t xml:space="preserve"> Działanie utworu/gry kończy się w momencie zatrzymania piosenki (song_stop), co steruje modułem dźwiękowym (sound_top) generującym wyjście audio na złącze PMOD AMP3 (pmod_amp3) oraz transmisją danych przez UART (uart_tx).</w:t>
+      </w:r>
+    </w:p>
+    <w:p>
+      <w:pPr>
+        <w:pStyle w:val="Nagwek3"/>
+        <w:rPr>
+          <w:rFonts w:hint="eastAsia"/>
+        </w:rPr>
+      </w:pPr>
+      <w:r>
+        <w:t xml:space="preserve">Płytka </w:t>
+      </w:r>
+      <w:r>
+        <w:t>Slave</w:t>
+      </w:r>
+    </w:p>
+    <w:p>
+      <w:pPr>
+        <w:pStyle w:val="Textbody"/>
+        <w:rPr>
+          <w:rFonts w:hint="eastAsia"/>
+        </w:rPr>
+      </w:pPr>
     </w:p>
     <w:p>
       <w:pPr>
@@ -1598,9 +1686,13 @@
     <w:p>
       <w:pPr>
         <w:pStyle w:val="Nagwek1"/>
+        <w:rPr>
+          <w:rFonts w:hint="eastAsia"/>
+        </w:rPr>
       </w:pPr>
       <w:bookmarkStart w:id="5" w:name="__RefHeading___Toc383_832888478"/>
       <w:r>
+        <w:lastRenderedPageBreak/>
         <w:t>Architektura</w:t>
       </w:r>
       <w:bookmarkEnd w:id="5"/>
@@ -1730,7 +1822,6 @@
       </w:pPr>
       <w:bookmarkStart w:id="8" w:name="__RefHeading___Toc389_832888478"/>
       <w:r>
-        <w:lastRenderedPageBreak/>
         <w:t>Porty</w:t>
       </w:r>
       <w:bookmarkEnd w:id="8"/>
@@ -2178,6 +2269,7 @@
       <w:pPr>
         <w:pStyle w:val="Nagwek4"/>
         <w:rPr>
+          <w:rFonts w:hint="eastAsia"/>
           <w:lang w:val="en-GB"/>
         </w:rPr>
       </w:pPr>
@@ -2224,6 +2316,27 @@
               <w:pStyle w:val="Textbody"/>
               <w:jc w:val="center"/>
               <w:rPr>
+                <w:rFonts w:ascii="Liberation Sans Narrow" w:hAnsi="Liberation Sans Narrow" w:hint="eastAsia"/>
+                <w:b/>
+                <w:bCs/>
+                <w:sz w:val="22"/>
+                <w:szCs w:val="22"/>
+                <w:lang w:val="en-GB"/>
+              </w:rPr>
+            </w:pPr>
+            <w:r>
+              <w:rPr>
+                <w:rFonts w:ascii="Liberation Sans Narrow" w:hAnsi="Liberation Sans Narrow" w:hint="eastAsia"/>
+                <w:b/>
+                <w:bCs/>
+                <w:sz w:val="22"/>
+                <w:szCs w:val="22"/>
+                <w:lang w:val="en-GB"/>
+              </w:rPr>
+              <w:t>N</w:t>
+            </w:r>
+            <w:r>
+              <w:rPr>
                 <w:rFonts w:ascii="Liberation Sans Narrow" w:hAnsi="Liberation Sans Narrow"/>
                 <w:b/>
                 <w:bCs/>
@@ -2231,17 +2344,35 @@
                 <w:szCs w:val="22"/>
                 <w:lang w:val="en-GB"/>
               </w:rPr>
-            </w:pPr>
-            <w:r>
+              <w:t>azwa portu</w:t>
+            </w:r>
+          </w:p>
+        </w:tc>
+        <w:tc>
+          <w:tcPr>
+            <w:tcW w:w="7654" w:type="dxa"/>
+          </w:tcPr>
+          <w:p>
+            <w:pPr>
+              <w:pStyle w:val="Textbody"/>
+              <w:jc w:val="center"/>
               <w:rPr>
                 <w:rFonts w:ascii="Liberation Sans Narrow" w:hAnsi="Liberation Sans Narrow" w:hint="eastAsia"/>
                 <w:b/>
                 <w:bCs/>
                 <w:sz w:val="22"/>
                 <w:szCs w:val="22"/>
-                <w:lang w:val="en-GB"/>
-              </w:rPr>
-              <w:t>N</w:t>
+              </w:rPr>
+            </w:pPr>
+            <w:r>
+              <w:rPr>
+                <w:rFonts w:ascii="Liberation Sans Narrow" w:hAnsi="Liberation Sans Narrow" w:hint="eastAsia"/>
+                <w:b/>
+                <w:bCs/>
+                <w:sz w:val="22"/>
+                <w:szCs w:val="22"/>
+              </w:rPr>
+              <w:t>O</w:t>
             </w:r>
             <w:r>
               <w:rPr>
@@ -2250,45 +2381,6 @@
                 <w:bCs/>
                 <w:sz w:val="22"/>
                 <w:szCs w:val="22"/>
-                <w:lang w:val="en-GB"/>
-              </w:rPr>
-              <w:t>azwa portu</w:t>
-            </w:r>
-          </w:p>
-        </w:tc>
-        <w:tc>
-          <w:tcPr>
-            <w:tcW w:w="7654" w:type="dxa"/>
-          </w:tcPr>
-          <w:p>
-            <w:pPr>
-              <w:pStyle w:val="Textbody"/>
-              <w:jc w:val="center"/>
-              <w:rPr>
-                <w:rFonts w:ascii="Liberation Sans Narrow" w:hAnsi="Liberation Sans Narrow"/>
-                <w:b/>
-                <w:bCs/>
-                <w:sz w:val="22"/>
-                <w:szCs w:val="22"/>
-              </w:rPr>
-            </w:pPr>
-            <w:r>
-              <w:rPr>
-                <w:rFonts w:ascii="Liberation Sans Narrow" w:hAnsi="Liberation Sans Narrow" w:hint="eastAsia"/>
-                <w:b/>
-                <w:bCs/>
-                <w:sz w:val="22"/>
-                <w:szCs w:val="22"/>
-              </w:rPr>
-              <w:t>O</w:t>
-            </w:r>
-            <w:r>
-              <w:rPr>
-                <w:rFonts w:ascii="Liberation Sans Narrow" w:hAnsi="Liberation Sans Narrow"/>
-                <w:b/>
-                <w:bCs/>
-                <w:sz w:val="22"/>
-                <w:szCs w:val="22"/>
               </w:rPr>
               <w:t>pis</w:t>
             </w:r>
@@ -2308,41 +2400,41 @@
               <w:pStyle w:val="Textbody"/>
               <w:jc w:val="center"/>
               <w:rPr>
+                <w:rFonts w:ascii="Liberation Sans Narrow" w:hAnsi="Liberation Sans Narrow" w:hint="eastAsia"/>
+                <w:sz w:val="22"/>
+                <w:szCs w:val="22"/>
+                <w:lang w:val="en-GB"/>
+              </w:rPr>
+            </w:pPr>
+            <w:r>
+              <w:rPr>
                 <w:rFonts w:ascii="Liberation Sans Narrow" w:hAnsi="Liberation Sans Narrow"/>
                 <w:sz w:val="22"/>
                 <w:szCs w:val="22"/>
                 <w:lang w:val="en-GB"/>
               </w:rPr>
+              <w:t>Pmod_amp3</w:t>
+            </w:r>
+          </w:p>
+        </w:tc>
+        <w:tc>
+          <w:tcPr>
+            <w:tcW w:w="7654" w:type="dxa"/>
+          </w:tcPr>
+          <w:p>
+            <w:pPr>
+              <w:pStyle w:val="Textbody"/>
+              <w:rPr>
+                <w:rFonts w:ascii="Liberation Sans Narrow" w:hAnsi="Liberation Sans Narrow" w:hint="eastAsia"/>
+                <w:sz w:val="22"/>
+                <w:szCs w:val="22"/>
+              </w:rPr>
             </w:pPr>
             <w:r>
               <w:rPr>
                 <w:rFonts w:ascii="Liberation Sans Narrow" w:hAnsi="Liberation Sans Narrow"/>
                 <w:sz w:val="22"/>
                 <w:szCs w:val="22"/>
-                <w:lang w:val="en-GB"/>
-              </w:rPr>
-              <w:t>Pmod_amp3</w:t>
-            </w:r>
-          </w:p>
-        </w:tc>
-        <w:tc>
-          <w:tcPr>
-            <w:tcW w:w="7654" w:type="dxa"/>
-          </w:tcPr>
-          <w:p>
-            <w:pPr>
-              <w:pStyle w:val="Textbody"/>
-              <w:rPr>
-                <w:rFonts w:ascii="Liberation Sans Narrow" w:hAnsi="Liberation Sans Narrow"/>
-                <w:sz w:val="22"/>
-                <w:szCs w:val="22"/>
-              </w:rPr>
-            </w:pPr>
-            <w:r>
-              <w:rPr>
-                <w:rFonts w:ascii="Liberation Sans Narrow" w:hAnsi="Liberation Sans Narrow"/>
-                <w:sz w:val="22"/>
-                <w:szCs w:val="22"/>
               </w:rPr>
               <w:t>Port interfejsu typu pmod dedykowany dla wzmacniacza audio AMP3 (I2S)</w:t>
             </w:r>
@@ -2353,6 +2445,9 @@
     <w:p>
       <w:pPr>
         <w:pStyle w:val="Textbody"/>
+        <w:rPr>
+          <w:rFonts w:hint="eastAsia"/>
+        </w:rPr>
       </w:pPr>
     </w:p>
     <w:p>
@@ -2615,6 +2710,7 @@
               <w:rPr>
                 <w:lang w:val="en-US"/>
               </w:rPr>
+              <w:lastRenderedPageBreak/>
               <w:t>pmod_amp3</w:t>
             </w:r>
           </w:p>
@@ -2827,11 +2923,18 @@
     </w:p>
     <w:p>
       <w:pPr>
-        <w:pStyle w:val="Textbody"/>
-        <w:rPr>
-          <w:rFonts w:hint="eastAsia"/>
-        </w:rPr>
-      </w:pPr>
+        <w:pStyle w:val="Nagwek2"/>
+        <w:numPr>
+          <w:ilvl w:val="1"/>
+          <w:numId w:val="4"/>
+        </w:numPr>
+        <w:rPr>
+          <w:rFonts w:hint="eastAsia"/>
+        </w:rPr>
+      </w:pPr>
+      <w:r>
+        <w:t>Moduł: top_slave</w:t>
+      </w:r>
     </w:p>
     <w:p>
       <w:pPr>
@@ -2859,6 +2962,20 @@
     <w:p>
       <w:pPr>
         <w:pStyle w:val="Nagwek2"/>
+        <w:rPr>
+          <w:rFonts w:hint="eastAsia"/>
+        </w:rPr>
+      </w:pPr>
+      <w:r>
+        <w:t xml:space="preserve">Płytka </w:t>
+      </w:r>
+      <w:r>
+        <w:t>Master</w:t>
+      </w:r>
+    </w:p>
+    <w:p>
+      <w:pPr>
+        <w:pStyle w:val="Nagwek3"/>
         <w:rPr>
           <w:rFonts w:hint="eastAsia"/>
         </w:rPr>
@@ -3116,6 +3233,10 @@
     <w:p>
       <w:pPr>
         <w:pStyle w:val="Nagwek2"/>
+        <w:numPr>
+          <w:ilvl w:val="2"/>
+          <w:numId w:val="7"/>
+        </w:numPr>
         <w:rPr>
           <w:rFonts w:hint="eastAsia"/>
         </w:rPr>
@@ -3139,16 +3260,64 @@
     </w:p>
     <w:p>
       <w:pPr>
+        <w:pStyle w:val="Nagwek3"/>
+        <w:numPr>
+          <w:ilvl w:val="2"/>
+          <w:numId w:val="8"/>
+        </w:numPr>
+        <w:rPr>
+          <w:rFonts w:hint="eastAsia"/>
+        </w:rPr>
+      </w:pPr>
+      <w:bookmarkStart w:id="16" w:name="__RefHeading___Toc1319_2642343945"/>
+      <w:r>
+        <w:t>Marginesy czasowe</w:t>
+      </w:r>
+      <w:bookmarkEnd w:id="16"/>
+    </w:p>
+    <w:p>
+      <w:pPr>
+        <w:pStyle w:val="Textbody"/>
+        <w:rPr>
+          <w:rFonts w:hint="eastAsia"/>
+        </w:rPr>
+      </w:pPr>
+      <w:r>
+        <w:t>WNS: 1.234 ns, WHS: 0.099ns</w:t>
+      </w:r>
+    </w:p>
+    <w:p>
+      <w:pPr>
         <w:pStyle w:val="Nagwek2"/>
-        <w:rPr>
-          <w:rFonts w:hint="eastAsia"/>
-        </w:rPr>
-      </w:pPr>
-      <w:bookmarkStart w:id="16" w:name="__RefHeading___Toc1319_2642343945"/>
-      <w:r>
-        <w:t>Marginesy czasowe</w:t>
-      </w:r>
-      <w:bookmarkEnd w:id="16"/>
+        <w:numPr>
+          <w:ilvl w:val="1"/>
+          <w:numId w:val="8"/>
+        </w:numPr>
+        <w:rPr>
+          <w:rFonts w:hint="eastAsia"/>
+        </w:rPr>
+      </w:pPr>
+      <w:r>
+        <w:t xml:space="preserve">Płytka </w:t>
+      </w:r>
+      <w:r>
+        <w:t>Slave</w:t>
+      </w:r>
+    </w:p>
+    <w:p>
+      <w:pPr>
+        <w:pStyle w:val="Nagwek1"/>
+        <w:rPr>
+          <w:rFonts w:hint="eastAsia"/>
+        </w:rPr>
+      </w:pPr>
+      <w:bookmarkStart w:id="17" w:name="__RefHeading___Toc1249_1436539759"/>
+      <w:r>
+        <w:t>Konfiguracja sprzęt</w:t>
+      </w:r>
+      <w:r>
+        <w:t>u</w:t>
+      </w:r>
     </w:p>
     <w:p>
       <w:pPr>
@@ -3158,22 +3327,7 @@
         </w:rPr>
       </w:pPr>
       <w:r>
-        <w:t>Marginesy czasowe (WNS) dla setup i hold.</w:t>
-      </w:r>
-    </w:p>
-    <w:p>
-      <w:pPr>
-        <w:pStyle w:val="Nagwek1"/>
-        <w:rPr>
-          <w:rFonts w:hint="eastAsia"/>
-        </w:rPr>
-      </w:pPr>
-      <w:bookmarkStart w:id="17" w:name="__RefHeading___Toc1249_1436539759"/>
-      <w:r>
-        <w:t>Konfiguracja sprzęt</w:t>
-      </w:r>
-      <w:r>
-        <w:t>u</w:t>
+        <w:t>Schemat połączenia ze sobą płytek Basys3 w trybie multiplayer.</w:t>
       </w:r>
     </w:p>
     <w:p>
@@ -3184,17 +3338,7 @@
         </w:rPr>
       </w:pPr>
       <w:r>
-        <w:t>Schemat połączenia ze sobą płytek Basys3 w trybie multiplayer.</w:t>
-      </w:r>
-    </w:p>
-    <w:p>
-      <w:pPr>
-        <w:pStyle w:val="Textbody"/>
-        <w:rPr>
-          <w:rFonts w:hint="eastAsia"/>
-        </w:rPr>
-      </w:pPr>
-      <w:r>
+        <w:lastRenderedPageBreak/>
         <w:t>Schematy podłączenia dodatkowych urządzeń peryferyjnych.</w:t>
       </w:r>
     </w:p>
@@ -3340,7 +3484,7 @@
         <w:rFonts w:hint="eastAsia"/>
         <w:noProof/>
       </w:rPr>
-      <w:t>10.08.2026</w:t>
+      <w:t>11.08.2026</w:t>
     </w:r>
     <w:r>
       <w:fldChar w:fldCharType="end"/>
@@ -3392,6 +3536,119 @@
 <file path=word/numbering.xml><?xml version="1.0" encoding="utf-8"?>
 <w:numbering xmlns:wpc="http://schemas.microsoft.com/office/word/2010/wordprocessingCanvas" xmlns:cx="http://schemas.microsoft.com/office/drawing/2014/chartex" xmlns:cx1="http://schemas.microsoft.com/office/drawing/2015/9/8/chartex" xmlns:cx2="http://schemas.microsoft.com/office/drawing/2015/10/21/chartex" xmlns:cx3="http://schemas.microsoft.com/office/drawing/2016/5/9/chartex" xmlns:cx4="http://schemas.microsoft.com/office/drawing/2016/5/10/chartex" xmlns:cx5="http://schemas.microsoft.com/office/drawing/2016/5/11/chartex" xmlns:cx6="http://schemas.microsoft.com/office/drawing/2016/5/12/chartex" xmlns:cx7="http://schemas.microsoft.com/office/drawing/2016/5/13/chartex" xmlns:cx8="http://schemas.microsoft.com/office/drawing/2016/5/14/chartex" xmlns:mc="http://schemas.openxmlformats.org/markup-compatibility/2006" xmlns:aink="http://schemas.microsoft.com/office/drawing/2016/ink" xmlns:am3d="http://schemas.microsoft.com/office/drawing/2017/model3d" xmlns:o="urn:schemas-microsoft-com:office:office" xmlns:oel="http://schemas.microsoft.com/office/2019/extlst" xmlns:r="http://schemas.openxmlformats.org/officeDocument/2006/relationships" xmlns:m="http://schemas.openxmlformats.org/officeDocument/2006/math" xmlns:v="urn:schemas-microsoft-com:vml" xmlns:wp14="http://schemas.microsoft.com/office/word/2010/wordprocessingDrawing" xmlns:wp="http://schemas.openxmlformats.org/drawingml/2006/wordprocessingDrawing" xmlns:w10="urn:schemas-microsoft-com:office:word" xmlns:w="http://schemas.openxmlformats.org/wordprocessingml/2006/main" xmlns:w14="http://schemas.microsoft.com/office/word/2010/wordml" xmlns:w15="http://schemas.microsoft.com/office/word/2012/wordml" xmlns:w16cei="http://schemas.microsoft.com/office/word/2026/wordml/cei" xmlns:w16cex="http://schemas.microsoft.com/office/word/2018/wordml/cex" xmlns:w16cid="http://schemas.microsoft.com/office/word/2016/wordml/cid" xmlns:w16="http://schemas.microsoft.com/office/word/2018/wordml" xmlns:w16du="http://schemas.microsoft.com/office/word/2023/wordml/word16du" xmlns:w16sdtdh="http://schemas.microsoft.com/office/word/2020/wordml/sdtdatahash" xmlns:w16sdtfl="http://schemas.microsoft.com/office/word/2024/wordml/sdtformatlock" xmlns:w16se="http://schemas.microsoft.com/office/word/2015/wordml/symex" xmlns:wpg="http://schemas.microsoft.com/office/word/2010/wordprocessingGroup" xmlns:wpi="http://schemas.microsoft.com/office/word/2010/wordprocessingInk" xmlns:wne="http://schemas.microsoft.com/office/word/2006/wordml" xmlns:wps="http://schemas.microsoft.com/office/word/2010/wordprocessingShape" mc:Ignorable="w14 w15 w16se w16cid w16 w16cex w16sdtdh w16sdtfl w16du wp14">
   <w:abstractNum w:abstractNumId="0" w15:restartNumberingAfterBreak="0">
+    <w:nsid w:val="002C44F7"/>
+    <w:multiLevelType w:val="multilevel"/>
+    <w:tmpl w:val="DF2E73FA"/>
+    <w:lvl w:ilvl="0">
+      <w:start w:val="5"/>
+      <w:numFmt w:val="decimal"/>
+      <w:lvlText w:val="%1"/>
+      <w:lvlJc w:val="left"/>
+      <w:pPr>
+        <w:ind w:left="549" w:hanging="549"/>
+      </w:pPr>
+      <w:rPr>
+        <w:rFonts w:hint="default"/>
+      </w:rPr>
+    </w:lvl>
+    <w:lvl w:ilvl="1">
+      <w:start w:val="1"/>
+      <w:numFmt w:val="decimal"/>
+      <w:lvlText w:val="%1.%2"/>
+      <w:lvlJc w:val="left"/>
+      <w:pPr>
+        <w:ind w:left="549" w:hanging="549"/>
+      </w:pPr>
+      <w:rPr>
+        <w:rFonts w:hint="default"/>
+      </w:rPr>
+    </w:lvl>
+    <w:lvl w:ilvl="2">
+      <w:start w:val="2"/>
+      <w:numFmt w:val="decimal"/>
+      <w:lvlText w:val="%1.%2.%3"/>
+      <w:lvlJc w:val="left"/>
+      <w:pPr>
+        <w:ind w:left="720" w:hanging="720"/>
+      </w:pPr>
+      <w:rPr>
+        <w:rFonts w:hint="default"/>
+      </w:rPr>
+    </w:lvl>
+    <w:lvl w:ilvl="3">
+      <w:start w:val="1"/>
+      <w:numFmt w:val="decimal"/>
+      <w:lvlText w:val="%1.%2.%3.%4"/>
+      <w:lvlJc w:val="left"/>
+      <w:pPr>
+        <w:ind w:left="1080" w:hanging="1080"/>
+      </w:pPr>
+      <w:rPr>
+        <w:rFonts w:hint="default"/>
+      </w:rPr>
+    </w:lvl>
+    <w:lvl w:ilvl="4">
+      <w:start w:val="1"/>
+      <w:numFmt w:val="decimal"/>
+      <w:lvlText w:val="%1.%2.%3.%4.%5"/>
+      <w:lvlJc w:val="left"/>
+      <w:pPr>
+        <w:ind w:left="1080" w:hanging="1080"/>
+      </w:pPr>
+      <w:rPr>
+        <w:rFonts w:hint="default"/>
+      </w:rPr>
+    </w:lvl>
+    <w:lvl w:ilvl="5">
+      <w:start w:val="1"/>
+      <w:numFmt w:val="decimal"/>
+      <w:lvlText w:val="%1.%2.%3.%4.%5.%6"/>
+      <w:lvlJc w:val="left"/>
+      <w:pPr>
+        <w:ind w:left="1440" w:hanging="1440"/>
+      </w:pPr>
+      <w:rPr>
+        <w:rFonts w:hint="default"/>
+      </w:rPr>
+    </w:lvl>
+    <w:lvl w:ilvl="6">
+      <w:start w:val="1"/>
+      <w:numFmt w:val="decimal"/>
+      <w:lvlText w:val="%1.%2.%3.%4.%5.%6.%7"/>
+      <w:lvlJc w:val="left"/>
+      <w:pPr>
+        <w:ind w:left="1440" w:hanging="1440"/>
+      </w:pPr>
+      <w:rPr>
+        <w:rFonts w:hint="default"/>
+      </w:rPr>
+    </w:lvl>
+    <w:lvl w:ilvl="7">
+      <w:start w:val="1"/>
+      <w:numFmt w:val="decimal"/>
+      <w:lvlText w:val="%1.%2.%3.%4.%5.%6.%7.%8"/>
+      <w:lvlJc w:val="left"/>
+      <w:pPr>
+        <w:ind w:left="1800" w:hanging="1800"/>
+      </w:pPr>
+      <w:rPr>
+        <w:rFonts w:hint="default"/>
+      </w:rPr>
+    </w:lvl>
+    <w:lvl w:ilvl="8">
+      <w:start w:val="1"/>
+      <w:numFmt w:val="decimal"/>
+      <w:lvlText w:val="%1.%2.%3.%4.%5.%6.%7.%8.%9"/>
+      <w:lvlJc w:val="left"/>
+      <w:pPr>
+        <w:ind w:left="1800" w:hanging="1800"/>
+      </w:pPr>
+      <w:rPr>
+        <w:rFonts w:hint="default"/>
+      </w:rPr>
+    </w:lvl>
+  </w:abstractNum>
+  <w:abstractNum w:abstractNumId="1" w15:restartNumberingAfterBreak="0">
     <w:nsid w:val="086E1989"/>
     <w:multiLevelType w:val="multilevel"/>
     <w:tmpl w:val="8F02EABC"/>
@@ -3455,7 +3712,120 @@
       <w:lvlJc w:val="left"/>
     </w:lvl>
   </w:abstractNum>
-  <w:abstractNum w:abstractNumId="1" w15:restartNumberingAfterBreak="0">
+  <w:abstractNum w:abstractNumId="2" w15:restartNumberingAfterBreak="0">
+    <w:nsid w:val="0D6D3281"/>
+    <w:multiLevelType w:val="multilevel"/>
+    <w:tmpl w:val="6388F4CA"/>
+    <w:lvl w:ilvl="0">
+      <w:start w:val="5"/>
+      <w:numFmt w:val="decimal"/>
+      <w:lvlText w:val="%1"/>
+      <w:lvlJc w:val="left"/>
+      <w:pPr>
+        <w:ind w:left="549" w:hanging="549"/>
+      </w:pPr>
+      <w:rPr>
+        <w:rFonts w:hint="default"/>
+      </w:rPr>
+    </w:lvl>
+    <w:lvl w:ilvl="1">
+      <w:start w:val="1"/>
+      <w:numFmt w:val="decimal"/>
+      <w:lvlText w:val="%1.%2"/>
+      <w:lvlJc w:val="left"/>
+      <w:pPr>
+        <w:ind w:left="549" w:hanging="549"/>
+      </w:pPr>
+      <w:rPr>
+        <w:rFonts w:hint="default"/>
+      </w:rPr>
+    </w:lvl>
+    <w:lvl w:ilvl="2">
+      <w:start w:val="1"/>
+      <w:numFmt w:val="decimal"/>
+      <w:lvlText w:val="%1.%2.%3"/>
+      <w:lvlJc w:val="left"/>
+      <w:pPr>
+        <w:ind w:left="720" w:hanging="720"/>
+      </w:pPr>
+      <w:rPr>
+        <w:rFonts w:hint="default"/>
+      </w:rPr>
+    </w:lvl>
+    <w:lvl w:ilvl="3">
+      <w:start w:val="1"/>
+      <w:numFmt w:val="decimal"/>
+      <w:lvlText w:val="%1.%2.%3.%4"/>
+      <w:lvlJc w:val="left"/>
+      <w:pPr>
+        <w:ind w:left="1080" w:hanging="1080"/>
+      </w:pPr>
+      <w:rPr>
+        <w:rFonts w:hint="default"/>
+      </w:rPr>
+    </w:lvl>
+    <w:lvl w:ilvl="4">
+      <w:start w:val="1"/>
+      <w:numFmt w:val="decimal"/>
+      <w:lvlText w:val="%1.%2.%3.%4.%5"/>
+      <w:lvlJc w:val="left"/>
+      <w:pPr>
+        <w:ind w:left="1080" w:hanging="1080"/>
+      </w:pPr>
+      <w:rPr>
+        <w:rFonts w:hint="default"/>
+      </w:rPr>
+    </w:lvl>
+    <w:lvl w:ilvl="5">
+      <w:start w:val="1"/>
+      <w:numFmt w:val="decimal"/>
+      <w:lvlText w:val="%1.%2.%3.%4.%5.%6"/>
+      <w:lvlJc w:val="left"/>
+      <w:pPr>
+        <w:ind w:left="1440" w:hanging="1440"/>
+      </w:pPr>
+      <w:rPr>
+        <w:rFonts w:hint="default"/>
+      </w:rPr>
+    </w:lvl>
+    <w:lvl w:ilvl="6">
+      <w:start w:val="1"/>
+      <w:numFmt w:val="decimal"/>
+      <w:lvlText w:val="%1.%2.%3.%4.%5.%6.%7"/>
+      <w:lvlJc w:val="left"/>
+      <w:pPr>
+        <w:ind w:left="1440" w:hanging="1440"/>
+      </w:pPr>
+      <w:rPr>
+        <w:rFonts w:hint="default"/>
+      </w:rPr>
+    </w:lvl>
+    <w:lvl w:ilvl="7">
+      <w:start w:val="1"/>
+      <w:numFmt w:val="decimal"/>
+      <w:lvlText w:val="%1.%2.%3.%4.%5.%6.%7.%8"/>
+      <w:lvlJc w:val="left"/>
+      <w:pPr>
+        <w:ind w:left="1800" w:hanging="1800"/>
+      </w:pPr>
+      <w:rPr>
+        <w:rFonts w:hint="default"/>
+      </w:rPr>
+    </w:lvl>
+    <w:lvl w:ilvl="8">
+      <w:start w:val="1"/>
+      <w:numFmt w:val="decimal"/>
+      <w:lvlText w:val="%1.%2.%3.%4.%5.%6.%7.%8.%9"/>
+      <w:lvlJc w:val="left"/>
+      <w:pPr>
+        <w:ind w:left="1800" w:hanging="1800"/>
+      </w:pPr>
+      <w:rPr>
+        <w:rFonts w:hint="default"/>
+      </w:rPr>
+    </w:lvl>
+  </w:abstractNum>
+  <w:abstractNum w:abstractNumId="3" w15:restartNumberingAfterBreak="0">
     <w:nsid w:val="28A04686"/>
     <w:multiLevelType w:val="multilevel"/>
     <w:tmpl w:val="7E0AC246"/>
@@ -3559,7 +3929,156 @@
       </w:rPr>
     </w:lvl>
   </w:abstractNum>
-  <w:abstractNum w:abstractNumId="2" w15:restartNumberingAfterBreak="0">
+  <w:abstractNum w:abstractNumId="4" w15:restartNumberingAfterBreak="0">
+    <w:nsid w:val="311E05E0"/>
+    <w:multiLevelType w:val="multilevel"/>
+    <w:tmpl w:val="2E7EF3F0"/>
+    <w:lvl w:ilvl="0">
+      <w:start w:val="1"/>
+      <w:numFmt w:val="bullet"/>
+      <w:lvlText w:val=""/>
+      <w:lvlJc w:val="left"/>
+      <w:pPr>
+        <w:tabs>
+          <w:tab w:val="num" w:pos="720"/>
+        </w:tabs>
+        <w:ind w:left="720" w:hanging="360"/>
+      </w:pPr>
+      <w:rPr>
+        <w:rFonts w:ascii="Symbol" w:hAnsi="Symbol" w:hint="default"/>
+        <w:sz w:val="20"/>
+      </w:rPr>
+    </w:lvl>
+    <w:lvl w:ilvl="1">
+      <w:start w:val="1"/>
+      <w:numFmt w:val="bullet"/>
+      <w:lvlText w:val="o"/>
+      <w:lvlJc w:val="left"/>
+      <w:pPr>
+        <w:tabs>
+          <w:tab w:val="num" w:pos="1440"/>
+        </w:tabs>
+        <w:ind w:left="1440" w:hanging="360"/>
+      </w:pPr>
+      <w:rPr>
+        <w:rFonts w:ascii="Courier New" w:hAnsi="Courier New" w:hint="default"/>
+        <w:sz w:val="20"/>
+      </w:rPr>
+    </w:lvl>
+    <w:lvl w:ilvl="2" w:tentative="1">
+      <w:start w:val="1"/>
+      <w:numFmt w:val="bullet"/>
+      <w:lvlText w:val=""/>
+      <w:lvlJc w:val="left"/>
+      <w:pPr>
+        <w:tabs>
+          <w:tab w:val="num" w:pos="2160"/>
+        </w:tabs>
+        <w:ind w:left="2160" w:hanging="360"/>
+      </w:pPr>
+      <w:rPr>
+        <w:rFonts w:ascii="Wingdings" w:hAnsi="Wingdings" w:hint="default"/>
+        <w:sz w:val="20"/>
+      </w:rPr>
+    </w:lvl>
+    <w:lvl w:ilvl="3" w:tentative="1">
+      <w:start w:val="1"/>
+      <w:numFmt w:val="bullet"/>
+      <w:lvlText w:val=""/>
+      <w:lvlJc w:val="left"/>
+      <w:pPr>
+        <w:tabs>
+          <w:tab w:val="num" w:pos="2880"/>
+        </w:tabs>
+        <w:ind w:left="2880" w:hanging="360"/>
+      </w:pPr>
+      <w:rPr>
+        <w:rFonts w:ascii="Wingdings" w:hAnsi="Wingdings" w:hint="default"/>
+        <w:sz w:val="20"/>
+      </w:rPr>
+    </w:lvl>
+    <w:lvl w:ilvl="4" w:tentative="1">
+      <w:start w:val="1"/>
+      <w:numFmt w:val="bullet"/>
+      <w:lvlText w:val=""/>
+      <w:lvlJc w:val="left"/>
+      <w:pPr>
+        <w:tabs>
+          <w:tab w:val="num" w:pos="3600"/>
+        </w:tabs>
+        <w:ind w:left="3600" w:hanging="360"/>
+      </w:pPr>
+      <w:rPr>
+        <w:rFonts w:ascii="Wingdings" w:hAnsi="Wingdings" w:hint="default"/>
+        <w:sz w:val="20"/>
+      </w:rPr>
+    </w:lvl>
+    <w:lvl w:ilvl="5" w:tentative="1">
+      <w:start w:val="1"/>
+      <w:numFmt w:val="bullet"/>
+      <w:lvlText w:val=""/>
+      <w:lvlJc w:val="left"/>
+      <w:pPr>
+        <w:tabs>
+          <w:tab w:val="num" w:pos="4320"/>
+        </w:tabs>
+        <w:ind w:left="4320" w:hanging="360"/>
+      </w:pPr>
+      <w:rPr>
+        <w:rFonts w:ascii="Wingdings" w:hAnsi="Wingdings" w:hint="default"/>
+        <w:sz w:val="20"/>
+      </w:rPr>
+    </w:lvl>
+    <w:lvl w:ilvl="6" w:tentative="1">
+      <w:start w:val="1"/>
+      <w:numFmt w:val="bullet"/>
+      <w:lvlText w:val=""/>
+      <w:lvlJc w:val="left"/>
+      <w:pPr>
+        <w:tabs>
+          <w:tab w:val="num" w:pos="5040"/>
+        </w:tabs>
+        <w:ind w:left="5040" w:hanging="360"/>
+      </w:pPr>
+      <w:rPr>
+        <w:rFonts w:ascii="Wingdings" w:hAnsi="Wingdings" w:hint="default"/>
+        <w:sz w:val="20"/>
+      </w:rPr>
+    </w:lvl>
+    <w:lvl w:ilvl="7" w:tentative="1">
+      <w:start w:val="1"/>
+      <w:numFmt w:val="bullet"/>
+      <w:lvlText w:val=""/>
+      <w:lvlJc w:val="left"/>
+      <w:pPr>
+        <w:tabs>
+          <w:tab w:val="num" w:pos="5760"/>
+        </w:tabs>
+        <w:ind w:left="5760" w:hanging="360"/>
+      </w:pPr>
+      <w:rPr>
+        <w:rFonts w:ascii="Wingdings" w:hAnsi="Wingdings" w:hint="default"/>
+        <w:sz w:val="20"/>
+      </w:rPr>
+    </w:lvl>
+    <w:lvl w:ilvl="8" w:tentative="1">
+      <w:start w:val="1"/>
+      <w:numFmt w:val="bullet"/>
+      <w:lvlText w:val=""/>
+      <w:lvlJc w:val="left"/>
+      <w:pPr>
+        <w:tabs>
+          <w:tab w:val="num" w:pos="6480"/>
+        </w:tabs>
+        <w:ind w:left="6480" w:hanging="360"/>
+      </w:pPr>
+      <w:rPr>
+        <w:rFonts w:ascii="Wingdings" w:hAnsi="Wingdings" w:hint="default"/>
+        <w:sz w:val="20"/>
+      </w:rPr>
+    </w:lvl>
+  </w:abstractNum>
+  <w:abstractNum w:abstractNumId="5" w15:restartNumberingAfterBreak="0">
     <w:nsid w:val="4E1E25FF"/>
     <w:multiLevelType w:val="multilevel"/>
     <w:tmpl w:val="BB96DAD2"/>
@@ -3620,16 +4139,16 @@
     </w:lvl>
   </w:abstractNum>
   <w:num w:numId="1" w16cid:durableId="1718507664">
-    <w:abstractNumId w:val="0"/>
+    <w:abstractNumId w:val="1"/>
   </w:num>
   <w:num w:numId="2" w16cid:durableId="683367116">
-    <w:abstractNumId w:val="2"/>
+    <w:abstractNumId w:val="5"/>
   </w:num>
   <w:num w:numId="3" w16cid:durableId="1166358283">
-    <w:abstractNumId w:val="1"/>
+    <w:abstractNumId w:val="3"/>
   </w:num>
   <w:num w:numId="4" w16cid:durableId="931624781">
-    <w:abstractNumId w:val="0"/>
+    <w:abstractNumId w:val="1"/>
     <w:lvlOverride w:ilvl="0">
       <w:startOverride w:val="5"/>
     </w:lvlOverride>
@@ -3638,6 +4157,27 @@
     </w:lvlOverride>
     <w:lvlOverride w:ilvl="2">
       <w:startOverride w:val="4"/>
+    </w:lvlOverride>
+  </w:num>
+  <w:num w:numId="5" w16cid:durableId="1813643815">
+    <w:abstractNumId w:val="4"/>
+  </w:num>
+  <w:num w:numId="6" w16cid:durableId="994189278">
+    <w:abstractNumId w:val="2"/>
+  </w:num>
+  <w:num w:numId="7" w16cid:durableId="1464885195">
+    <w:abstractNumId w:val="0"/>
+  </w:num>
+  <w:num w:numId="8" w16cid:durableId="194805744">
+    <w:abstractNumId w:val="1"/>
+    <w:lvlOverride w:ilvl="0">
+      <w:startOverride w:val="5"/>
+    </w:lvlOverride>
+    <w:lvlOverride w:ilvl="1">
+      <w:startOverride w:val="1"/>
+    </w:lvlOverride>
+    <w:lvlOverride w:ilvl="2">
+      <w:startOverride w:val="3"/>
     </w:lvlOverride>
   </w:num>
 </w:numbering>
@@ -4136,6 +4676,7 @@
   <w:style w:type="character" w:default="1" w:styleId="Domylnaczcionkaakapitu">
     <w:name w:val="Default Paragraph Font"/>
     <w:uiPriority w:val="1"/>
+    <w:semiHidden/>
     <w:unhideWhenUsed/>
   </w:style>
   <w:style w:type="table" w:default="1" w:styleId="Standardowy">

--- a/doc/raport_KeyboardHero_master.docx
+++ b/doc/raport_KeyboardHero_master.docx
@@ -78,7 +78,7 @@
           <w:rFonts w:hint="eastAsia"/>
           <w:noProof/>
         </w:rPr>
-        <w:t>11.08.2026</w:t>
+        <w:t>13.08.2026</w:t>
       </w:r>
       <w:r>
         <w:fldChar w:fldCharType="end"/>
@@ -2790,9 +2790,6 @@
     <w:p>
       <w:pPr>
         <w:pStyle w:val="Textbody"/>
-        <w:rPr>
-          <w:rFonts w:hint="eastAsia"/>
-        </w:rPr>
       </w:pPr>
       <w:r>
         <w:t xml:space="preserve">Osoba odpowiedzialna: </w:t>
@@ -2806,86 +2803,36 @@
         <w:pStyle w:val="Textbody"/>
         <w:rPr>
           <w:rFonts w:hint="eastAsia"/>
-          <w:i/>
-          <w:iCs/>
-          <w:sz w:val="20"/>
-          <w:szCs w:val="20"/>
-        </w:rPr>
-      </w:pPr>
-      <w:r>
-        <w:rPr>
-          <w:i/>
-          <w:iCs/>
-          <w:sz w:val="20"/>
-          <w:szCs w:val="20"/>
-        </w:rPr>
-        <w:t>Informacja na temat źródła sygnału zegarowego, używanych częstotliwości zegara w całym układzie.</w:t>
-      </w:r>
-    </w:p>
-    <w:p>
-      <w:pPr>
-        <w:pStyle w:val="Textbody"/>
-        <w:rPr>
-          <w:rFonts w:hint="eastAsia"/>
-          <w:i/>
-          <w:iCs/>
-          <w:sz w:val="20"/>
-          <w:szCs w:val="20"/>
-        </w:rPr>
-      </w:pPr>
-      <w:r>
-        <w:rPr>
-          <w:i/>
-          <w:iCs/>
-          <w:sz w:val="20"/>
-          <w:szCs w:val="20"/>
-        </w:rPr>
-        <w:t>Moduł generatora zegara umieszczamy w module głównym projektu. W pozostałych modułach używamy tylko i wyłącznie sygnały zegara wygenerowane przez ten moduł.</w:t>
-      </w:r>
-    </w:p>
-    <w:p>
-      <w:pPr>
-        <w:pStyle w:val="Textbody"/>
-        <w:rPr>
-          <w:rFonts w:hint="eastAsia"/>
-        </w:rPr>
-      </w:pPr>
-      <w:r>
-        <w:rPr>
-          <w:i/>
-          <w:iCs/>
+        </w:rPr>
+      </w:pPr>
+      <w:r>
+        <w:rPr>
+          <w:rFonts w:hint="eastAsia"/>
           <w:noProof/>
-          <w:color w:val="FF0000"/>
-          <w:sz w:val="20"/>
-          <w:szCs w:val="20"/>
         </w:rPr>
         <w:drawing>
-          <wp:anchor distT="0" distB="0" distL="114300" distR="114300" simplePos="0" relativeHeight="251659264" behindDoc="0" locked="0" layoutInCell="1" allowOverlap="1" wp14:anchorId="1BA65F31" wp14:editId="589E8895">
-            <wp:simplePos x="0" y="0"/>
-            <wp:positionH relativeFrom="column">
-              <wp:posOffset>1094719</wp:posOffset>
-            </wp:positionH>
-            <wp:positionV relativeFrom="paragraph">
-              <wp:posOffset>684336</wp:posOffset>
-            </wp:positionV>
-            <wp:extent cx="3565428" cy="1471361"/>
-            <wp:effectExtent l="0" t="0" r="3272" b="1839"/>
-            <wp:wrapTopAndBottom/>
-            <wp:docPr id="1192836076" name="Obraz2"/>
-            <wp:cNvGraphicFramePr/>
+          <wp:inline distT="0" distB="0" distL="0" distR="0" wp14:anchorId="7D568B2A" wp14:editId="39A7AD02">
+            <wp:extent cx="3705225" cy="2114550"/>
+            <wp:effectExtent l="0" t="0" r="9525" b="0"/>
+            <wp:docPr id="1313256013" name="Obraz 1"/>
+            <wp:cNvGraphicFramePr>
+              <a:graphicFrameLocks xmlns:a="http://schemas.openxmlformats.org/drawingml/2006/main" noChangeAspect="1"/>
+            </wp:cNvGraphicFramePr>
             <a:graphic xmlns:a="http://schemas.openxmlformats.org/drawingml/2006/main">
               <a:graphicData uri="http://schemas.openxmlformats.org/drawingml/2006/picture">
                 <pic:pic xmlns:pic="http://schemas.openxmlformats.org/drawingml/2006/picture">
                   <pic:nvPicPr>
-                    <pic:cNvPr id="0" name=""/>
+                    <pic:cNvPr id="1313256013" name="Obraz 1313256013"/>
                     <pic:cNvPicPr/>
                   </pic:nvPicPr>
                   <pic:blipFill>
                     <a:blip r:embed="rId10">
-                      <a:lum/>
-                      <a:alphaModFix/>
+                      <a:extLst>
+                        <a:ext uri="{28A0092B-C50C-407E-A947-70E740481C1C}">
+                          <a14:useLocalDpi xmlns:a14="http://schemas.microsoft.com/office/drawing/2010/main" val="0"/>
+                        </a:ext>
+                      </a:extLst>
                     </a:blip>
-                    <a:srcRect/>
                     <a:stretch>
                       <a:fillRect/>
                     </a:stretch>
@@ -2893,32 +2840,17 @@
                   <pic:spPr>
                     <a:xfrm>
                       <a:off x="0" y="0"/>
-                      <a:ext cx="3565428" cy="1471361"/>
+                      <a:ext cx="3705225" cy="2114550"/>
                     </a:xfrm>
                     <a:prstGeom prst="rect">
                       <a:avLst/>
                     </a:prstGeom>
-                    <a:noFill/>
-                    <a:ln>
-                      <a:noFill/>
-                      <a:prstDash/>
-                    </a:ln>
                   </pic:spPr>
                 </pic:pic>
               </a:graphicData>
             </a:graphic>
-          </wp:anchor>
+          </wp:inline>
         </w:drawing>
-      </w:r>
-      <w:r>
-        <w:rPr>
-          <w:i/>
-          <w:iCs/>
-          <w:color w:val="FF0000"/>
-          <w:sz w:val="20"/>
-          <w:szCs w:val="20"/>
-        </w:rPr>
-        <w:t>Uwaga: jeżeli używamy różnych częstotliwości zegara w układzie, to należy je tak dobrać, aby były wielokrotnościami siebie (umożliwia to wygenerowanie tych sygnałów z jednego IP core generatora zegara i zapobiega problemom z synchronizacją).</w:t>
       </w:r>
     </w:p>
     <w:p>
@@ -3327,40 +3259,25 @@
         </w:rPr>
       </w:pPr>
       <w:r>
-        <w:t>Schemat połączenia ze sobą płytek Basys3 w trybie multiplayer.</w:t>
-      </w:r>
-    </w:p>
-    <w:p>
-      <w:pPr>
-        <w:pStyle w:val="Textbody"/>
+        <w:t>Płytki są połączone dwiema zworkami: jedną od masy do masy, drugą do pinu JA1 do pinu JA1.</w:t>
+      </w:r>
+      <w:r>
+        <w:br/>
+        <w:t>Klawiatura podłączona jest do portu USB</w:t>
+      </w:r>
+      <w:r>
+        <w:t>-A płytki MASTER. Wzmacniacz PMOD-AMP3 podłączony jest do złącza JC płytki MASTER. Monitor podłączony jest do portu VGA płytki SLAVE.</w:t>
+      </w:r>
+    </w:p>
+    <w:p>
+      <w:pPr>
+        <w:pStyle w:val="Nagwek1"/>
         <w:rPr>
           <w:rFonts w:hint="eastAsia"/>
         </w:rPr>
       </w:pPr>
       <w:r>
         <w:lastRenderedPageBreak/>
-        <w:t>Schematy podłączenia dodatkowych urządzeń peryferyjnych.</w:t>
-      </w:r>
-    </w:p>
-    <w:p>
-      <w:pPr>
-        <w:pStyle w:val="Textbody"/>
-        <w:rPr>
-          <w:rFonts w:hint="eastAsia"/>
-        </w:rPr>
-      </w:pPr>
-      <w:r>
-        <w:t>Konfiguracja zworek, przełączników, itp., jeśli inna niż domyślna.</w:t>
-      </w:r>
-    </w:p>
-    <w:p>
-      <w:pPr>
-        <w:pStyle w:val="Nagwek1"/>
-        <w:rPr>
-          <w:rFonts w:hint="eastAsia"/>
-        </w:rPr>
-      </w:pPr>
-      <w:r>
         <w:t>Film.</w:t>
       </w:r>
       <w:bookmarkEnd w:id="17"/>
@@ -3484,7 +3401,7 @@
         <w:rFonts w:hint="eastAsia"/>
         <w:noProof/>
       </w:rPr>
-      <w:t>11.08.2026</w:t>
+      <w:t>13.08.2026</w:t>
     </w:r>
     <w:r>
       <w:fldChar w:fldCharType="end"/>
